--- a/server/src/templates/offer.docx
+++ b/server/src/templates/offer.docx
@@ -102,15 +102,13 @@
           <w:p>
             <w:pPr>
               <w:pStyle w:val="dignumStandardvor0nach0"/>
+              <w:rPr/>
+            </w:pPr>
+            <w:r>
               <w:rPr>
                 <w:b/>
               </w:rPr>
-            </w:pPr>
-            <w:r>
-              <w:rPr>
-                <w:b/>
-              </w:rPr>
-              <w:t>AG250XXX</w:t>
+              <w:t>{voucherId}</w:t>
             </w:r>
           </w:p>
         </w:tc>
@@ -208,7 +206,7 @@
             </w:pPr>
             <w:r>
               <w:rPr/>
-              <w:t>30 Tage netto</w:t>
+              <w:t>{paymentTerm} netto</w:t>
             </w:r>
           </w:p>
         </w:tc>
@@ -257,6 +255,7 @@
             </w:pPr>
             <w:r>
               <w:rPr/>
+              <w:t>{validUntil}</w:t>
             </w:r>
           </w:p>
         </w:tc>
@@ -305,6 +304,7 @@
             </w:pPr>
             <w:r>
               <w:rPr/>
+              <w:t>{customerId}</w:t>
             </w:r>
           </w:p>
         </w:tc>
@@ -353,6 +353,7 @@
             </w:pPr>
             <w:r>
               <w:rPr/>
+              <w:t>{supplierId}</w:t>
             </w:r>
           </w:p>
         </w:tc>
@@ -401,7 +402,7 @@
             </w:pPr>
             <w:r>
               <w:rPr/>
-              <w:t>30.06.2025</w:t>
+              <w:t>{requestFrom}</w:t>
             </w:r>
           </w:p>
         </w:tc>
@@ -636,11 +637,7 @@
       </w:pPr>
       <w:r>
         <w:rPr/>
-        <w:t>{</w:t>
-      </w:r>
-      <w:r>
-        <w:rPr/>
-        <w:t>street}</w:t>
+        <w:t>{street}</w:t>
       </w:r>
     </w:p>
     <w:p>
@@ -767,19 +764,7 @@
         <w:rPr>
           <w:b/>
         </w:rPr>
-        <w:t>Keepit SaaS-</w:t>
-      </w:r>
-      <w:r>
-        <w:rPr>
-          <w:b/>
-        </w:rPr>
-        <w:t xml:space="preserve">Backup für </w:t>
-      </w:r>
-      <w:r>
-        <w:rPr>
-          <w:b/>
-        </w:rPr>
-        <w:t>{products}</w:t>
+        <w:t>Keepit SaaS-Backup für {products}</w:t>
       </w:r>
     </w:p>
     <w:p>
@@ -798,15 +783,7 @@
       </w:pPr>
       <w:r>
         <w:rPr/>
-        <w:t>Sehr geehrter {</w:t>
-      </w:r>
-      <w:r>
-        <w:rPr/>
-        <w:t>customerContactPerson</w:t>
-      </w:r>
-      <w:r>
-        <w:rPr/>
-        <w:t>},</w:t>
+        <w:t>Sehr geehrter {customerContactPerson},</w:t>
       </w:r>
     </w:p>
     <w:p>
@@ -825,23 +802,7 @@
       </w:pPr>
       <w:r>
         <w:rPr/>
-        <w:t xml:space="preserve">hiermit senden wir Ihnen </w:t>
-      </w:r>
-      <w:r>
-        <w:rPr/>
-        <w:t xml:space="preserve">wie </w:t>
-      </w:r>
-      <w:r>
-        <w:rPr/>
-        <w:t xml:space="preserve">besprochen unser Angebot zur Einrichtung einer SaaS-Backup Lösung für Ihre </w:t>
-      </w:r>
-      <w:r>
-        <w:rPr/>
-        <w:t>{products}</w:t>
-      </w:r>
-      <w:r>
-        <w:rPr/>
-        <w:t xml:space="preserve"> Umgebung:</w:t>
+        <w:t>hiermit senden wir Ihnen wie besprochen unser Angebot zur Einrichtung einer SaaS-Backup Lösung für Ihre {products} Umgebung:</w:t>
       </w:r>
     </w:p>
     <w:p>
@@ -860,159 +821,51 @@
       </w:pPr>
       <w:r>
         <w:rPr/>
-        <w:t xml:space="preserve">Das Angebot ist unterteilt in folgende, </w:t>
-      </w:r>
-      <w:r>
-        <w:rPr>
-          <w:b/>
-          <w:bCs/>
-        </w:rPr>
-        <w:t>alternative Offerten</w:t>
-      </w:r>
-      <w:r>
-        <w:rPr/>
-        <w:t>:</w:t>
+        <w:t>{#positions}</w:t>
       </w:r>
     </w:p>
     <w:p>
       <w:pPr>
         <w:pStyle w:val="dignumStandardvor0nach0"/>
-        <w:rPr/>
-      </w:pPr>
-      <w:r>
-        <w:rPr/>
-        <w:t xml:space="preserve">       </w:t>
-      </w:r>
-      <w:r>
-        <w:rPr/>
-        <w:t>{#</w:t>
-      </w:r>
-      <w:r>
-        <w:rPr/>
-        <w:t>alternativeOffers</w:t>
-      </w:r>
-      <w:r>
-        <w:rPr/>
-        <w:t>}{</w:t>
-      </w:r>
-      <w:r>
-        <w:rPr/>
-        <w:t>#</w:t>
-      </w:r>
-      <w:r>
-        <w:rPr/>
-        <w:t>rows}</w:t>
-      </w:r>
+        <w:rPr>
+          <w:lang w:val="zxx" w:eastAsia="zxx" w:bidi="zxx"/>
+        </w:rPr>
+      </w:pPr>
       <w:r>
         <w:rPr>
-          <w:b/>
-          <w:bCs/>
+          <w:lang w:val="zxx" w:eastAsia="zxx" w:bidi="zxx"/>
         </w:rPr>
-        <w:t xml:space="preserve">{pos}) Keepit für {products} </w:t>
+        <w:t>{productName} {contractName} {duration} {quantity} {pricePerUnit} {price12} {price36} {totalPrice}</w:t>
       </w:r>
     </w:p>
     <w:p>
       <w:pPr>
         <w:pStyle w:val="dignumStandardvor0nach0"/>
-        <w:numPr>
-          <w:ilvl w:val="1"/>
-          <w:numId w:val="4"/>
-        </w:numPr>
         <w:rPr/>
       </w:pPr>
       <w:r>
         <w:rPr/>
-        <w:t xml:space="preserve">Im Vertrag </w:t>
-      </w:r>
-      <w:r>
-        <w:rPr>
-          <w:b/>
-          <w:bCs/>
-        </w:rPr>
-        <w:t>„</w:t>
-      </w:r>
-      <w:r>
-        <w:rPr>
-          <w:b/>
-          <w:bCs/>
-        </w:rPr>
-        <w:t>{tariff}</w:t>
-      </w:r>
-      <w:r>
-        <w:rPr>
-          <w:b/>
-          <w:bCs/>
-        </w:rPr>
-        <w:t>“</w:t>
+        <w:t>{/positions}</w:t>
       </w:r>
     </w:p>
     <w:p>
       <w:pPr>
         <w:pStyle w:val="dignumStandardvor0nach0"/>
-        <w:tabs>
-          <w:tab w:val="clear" w:pos="709"/>
-          <w:tab w:val="left" w:pos="2340" w:leader="none"/>
-        </w:tabs>
-        <w:rPr/>
-      </w:pPr>
-      <w:r>
-        <w:rPr/>
-        <w:tab/>
-        <w:t>{tariffDescription}</w:t>
-      </w:r>
-    </w:p>
-    <w:p>
-      <w:pPr>
-        <w:pStyle w:val="dignumStandardvor0nach0"/>
-        <w:numPr>
-          <w:ilvl w:val="1"/>
-          <w:numId w:val="4"/>
-        </w:numPr>
         <w:rPr>
+          <w:rFonts w:ascii="JetBrains Mono;Menlo;Monaco;Courier New;monospace;Menlo;Monaco;Courier New;monospace" w:hAnsi="JetBrains Mono;Menlo;Monaco;Courier New;monospace;Menlo;Monaco;Courier New;monospace"/>
           <w:b w:val="false"/>
-          <w:bCs w:val="false"/>
+          <w:color w:val="0070C1"/>
+          <w:sz w:val="23"/>
+          <w:shd w:fill="FFFFFF" w:val="clear"/>
         </w:rPr>
       </w:pPr>
       <w:r>
         <w:rPr>
+          <w:rFonts w:ascii="JetBrains Mono;Menlo;Monaco;Courier New;monospace;Menlo;Monaco;Courier New;monospace" w:hAnsi="JetBrains Mono;Menlo;Monaco;Courier New;monospace;Menlo;Monaco;Courier New;monospace"/>
           <w:b w:val="false"/>
-          <w:bCs w:val="false"/>
-        </w:rPr>
-        <w:t>Vertragslaufzeit: {runtime}</w:t>
-      </w:r>
-    </w:p>
-    <w:p>
-      <w:pPr>
-        <w:pStyle w:val="dignumStandardvor0nach0"/>
-        <w:numPr>
-          <w:ilvl w:val="1"/>
-          <w:numId w:val="4"/>
-        </w:numPr>
-        <w:rPr>
-          <w:b w:val="false"/>
-          <w:bCs w:val="false"/>
-        </w:rPr>
-      </w:pPr>
-      <w:r>
-        <w:rPr>
-          <w:b w:val="false"/>
-          <w:bCs w:val="false"/>
-        </w:rPr>
-        <w:t>Zahlungsaweise: im Voraus</w:t>
-      </w:r>
-    </w:p>
-    <w:p>
-      <w:pPr>
-        <w:pStyle w:val="dignumStandardvor0nach0"/>
-        <w:rPr>
-          <w:b/>
-          <w:bCs/>
-        </w:rPr>
-      </w:pPr>
-      <w:r>
-        <w:rPr>
-          <w:b/>
-          <w:bCs/>
+          <w:color w:val="0070C1"/>
+          <w:sz w:val="23"/>
+          <w:shd w:fill="FFFFFF" w:val="clear"/>
         </w:rPr>
       </w:r>
     </w:p>
@@ -1023,11 +876,7 @@
       </w:pPr>
       <w:r>
         <w:rPr/>
-        <w:t xml:space="preserve">       </w:t>
-      </w:r>
-      <w:r>
-        <w:rPr/>
-        <w:t>{/rows}</w:t>
+        <w:t>{#positions}</w:t>
       </w:r>
     </w:p>
     <w:p>
@@ -1037,19 +886,73 @@
       </w:pPr>
       <w:r>
         <w:rPr/>
-        <w:t xml:space="preserve">       </w:t>
+        <w:t>{label} Keepit für {productName}</w:t>
+      </w:r>
+    </w:p>
+    <w:p>
+      <w:pPr>
+        <w:pStyle w:val="dignumStandardvor0nach0"/>
+        <w:rPr/>
+      </w:pPr>
+      <w:r>
+        <w:rPr/>
+        <w:t xml:space="preserve">  </w:t>
       </w:r>
       <w:r>
         <w:rPr/>
-        <w:t>{/</w:t>
+        <w:t>Im Vertrag „{contractName}"</w:t>
+      </w:r>
+    </w:p>
+    <w:p>
+      <w:pPr>
+        <w:pStyle w:val="dignumStandardvor0nach0"/>
+        <w:rPr/>
+      </w:pPr>
+      <w:r>
+        <w:rPr/>
+        <w:t xml:space="preserve">    </w:t>
       </w:r>
       <w:r>
         <w:rPr/>
-        <w:t>alternativeOffers</w:t>
+        <w:t>{#features}{.}{/features}</w:t>
+      </w:r>
+    </w:p>
+    <w:p>
+      <w:pPr>
+        <w:pStyle w:val="dignumStandardvor0nach0"/>
+        <w:rPr/>
+      </w:pPr>
+      <w:r>
+        <w:rPr/>
+        <w:t xml:space="preserve">  </w:t>
       </w:r>
       <w:r>
         <w:rPr/>
-        <w:t>}</w:t>
+        <w:t>Vertragslaufzeit: {duration} Monate</w:t>
+      </w:r>
+    </w:p>
+    <w:p>
+      <w:pPr>
+        <w:pStyle w:val="dignumStandardvor0nach0"/>
+        <w:rPr/>
+      </w:pPr>
+      <w:r>
+        <w:rPr/>
+        <w:t xml:space="preserve">  </w:t>
+      </w:r>
+      <w:r>
+        <w:rPr/>
+        <w:t>Zahlungsweise: im Voraus</w:t>
+      </w:r>
+    </w:p>
+    <w:p>
+      <w:pPr>
+        <w:pStyle w:val="dignumStandardvor0nach0"/>
+        <w:rPr/>
+      </w:pPr>
+      <w:r>
+        <w:rPr/>
+        <w:t>{/positions}</w:t>
       </w:r>
     </w:p>
     <w:p>
@@ -1187,7 +1090,7 @@
         <w:pStyle w:val="dignumStandardvor0nach0"/>
         <w:numPr>
           <w:ilvl w:val="0"/>
-          <w:numId w:val="5"/>
+          <w:numId w:val="4"/>
         </w:numPr>
         <w:rPr>
           <w:b/>
@@ -1199,42 +1102,7 @@
           <w:b/>
           <w:bCs/>
         </w:rPr>
-        <w:t xml:space="preserve">Keepit für </w:t>
-      </w:r>
-      <w:r>
-        <w:rPr>
-          <w:b/>
-          <w:bCs/>
-        </w:rPr>
-        <w:t>{products}</w:t>
-      </w:r>
-      <w:r>
-        <w:rPr>
-          <w:b/>
-          <w:bCs/>
-        </w:rPr>
-        <w:t xml:space="preserve"> „</w:t>
-      </w:r>
-      <w:r>
-        <w:rPr>
-          <w:b/>
-          <w:bCs/>
-        </w:rPr>
-        <w:t>Enterprise Unlimited</w:t>
-      </w:r>
-      <w:r>
-        <w:rPr>
-          <w:b/>
-          <w:bCs/>
-        </w:rPr>
-        <w:t xml:space="preserve">“ mit einer Laufzeit von </w:t>
-      </w:r>
-      <w:r>
-        <w:rPr>
-          <w:b/>
-          <w:bCs/>
-        </w:rPr>
-        <w:t>3 Jahren</w:t>
+        <w:t>Keepit für {products} „Enterprise Unlimited“ mit einer Laufzeit von 3 Jahren</w:t>
       </w:r>
     </w:p>
     <w:p>
@@ -1262,11 +1130,11 @@
       </w:tblPr>
       <w:tblGrid>
         <w:gridCol w:w="610"/>
-        <w:gridCol w:w="4673"/>
+        <w:gridCol w:w="4671"/>
         <w:gridCol w:w="1095"/>
         <w:gridCol w:w="993"/>
         <w:gridCol w:w="993"/>
-        <w:gridCol w:w="1201"/>
+        <w:gridCol w:w="1203"/>
       </w:tblGrid>
       <w:tr>
         <w:trPr>
@@ -1301,7 +1169,7 @@
         </w:tc>
         <w:tc>
           <w:tcPr>
-            <w:tcW w:w="4673" w:type="dxa"/>
+            <w:tcW w:w="4671" w:type="dxa"/>
             <w:tcBorders>
               <w:top w:val="single" w:sz="4" w:space="0" w:color="000000"/>
               <w:bottom w:val="single" w:sz="4" w:space="0" w:color="000000"/>
@@ -1448,7 +1316,7 @@
         </w:tc>
         <w:tc>
           <w:tcPr>
-            <w:tcW w:w="1201" w:type="dxa"/>
+            <w:tcW w:w="1203" w:type="dxa"/>
             <w:tcBorders>
               <w:top w:val="single" w:sz="4" w:space="0" w:color="000000"/>
               <w:bottom w:val="single" w:sz="4" w:space="0" w:color="000000"/>
@@ -1551,21 +1419,7 @@
                 <w:b/>
                 <w:lang w:val="en-US"/>
               </w:rPr>
-              <w:t xml:space="preserve">Keepit - Backup </w:t>
-            </w:r>
-            <w:r>
-              <w:rPr>
-                <w:b/>
-                <w:lang w:val="en-US"/>
-              </w:rPr>
-              <w:t>{products}</w:t>
-            </w:r>
-            <w:r>
-              <w:rPr>
-                <w:b/>
-                <w:lang w:val="en-US"/>
-              </w:rPr>
-              <w:t xml:space="preserve"> Advanced</w:t>
+              <w:t>Keepit - Backup {products} Advanced</w:t>
             </w:r>
             <w:r>
               <w:rPr>
@@ -1594,7 +1448,7 @@
               <w:pStyle w:val="Normal"/>
               <w:numPr>
                 <w:ilvl w:val="0"/>
-                <w:numId w:val="7"/>
+                <w:numId w:val="6"/>
               </w:numPr>
               <w:spacing w:lineRule="auto" w:line="240" w:before="60" w:after="60"/>
               <w:jc w:val="center"/>
@@ -1615,7 +1469,7 @@
         </w:tc>
         <w:tc>
           <w:tcPr>
-            <w:tcW w:w="4673" w:type="dxa"/>
+            <w:tcW w:w="4671" w:type="dxa"/>
             <w:tcBorders>
               <w:top w:val="single" w:sz="4" w:space="0" w:color="7F7F7F"/>
               <w:bottom w:val="single" w:sz="4" w:space="0" w:color="7F7F7F"/>
@@ -1642,27 +1496,7 @@
                 <w:szCs w:val="16"/>
                 <w:lang w:val="en-US"/>
               </w:rPr>
-              <w:t>{#enterprise}</w:t>
-            </w:r>
-            <w:r>
-              <w:rPr>
-                <w:rFonts w:cs="Arial"/>
-                <w:b/>
-                <w:sz w:val="16"/>
-                <w:szCs w:val="16"/>
-                <w:lang w:val="en-US"/>
-              </w:rPr>
-              <w:t>{#rows}</w:t>
-            </w:r>
-            <w:r>
-              <w:rPr>
-                <w:rFonts w:cs="Arial"/>
-                <w:b/>
-                <w:sz w:val="16"/>
-                <w:szCs w:val="16"/>
-                <w:lang w:val="en-US"/>
-              </w:rPr>
-              <w:t>Keepit – {tariff} Backup für {name}</w:t>
+              <w:t>{#enterprise}{#rows}Keepit – {tariff} Backup für {name}</w:t>
             </w:r>
           </w:p>
         </w:tc>
@@ -1760,7 +1594,7 @@
         </w:tc>
         <w:tc>
           <w:tcPr>
-            <w:tcW w:w="1201" w:type="dxa"/>
+            <w:tcW w:w="1203" w:type="dxa"/>
             <w:tcBorders>
               <w:top w:val="single" w:sz="4" w:space="0" w:color="7F7F7F"/>
               <w:bottom w:val="single" w:sz="4" w:space="0" w:color="7F7F7F"/>
@@ -1784,23 +1618,7 @@
                 <w:sz w:val="16"/>
                 <w:szCs w:val="16"/>
               </w:rPr>
-              <w:t>{price36}</w:t>
-            </w:r>
-            <w:r>
-              <w:rPr>
-                <w:color w:val="000000"/>
-                <w:sz w:val="16"/>
-                <w:szCs w:val="16"/>
-              </w:rPr>
-              <w:t>{/</w:t>
-            </w:r>
-            <w:r>
-              <w:rPr>
-                <w:color w:val="000000"/>
-                <w:sz w:val="16"/>
-                <w:szCs w:val="16"/>
-              </w:rPr>
-              <w:t>rows}</w:t>
+              <w:t>{price36}{/rows}</w:t>
             </w:r>
           </w:p>
         </w:tc>
@@ -1822,7 +1640,7 @@
               <w:pStyle w:val="Normal"/>
               <w:numPr>
                 <w:ilvl w:val="0"/>
-                <w:numId w:val="7"/>
+                <w:numId w:val="6"/>
               </w:numPr>
               <w:spacing w:lineRule="auto" w:line="240" w:before="60" w:after="60"/>
               <w:jc w:val="center"/>
@@ -1843,7 +1661,7 @@
         </w:tc>
         <w:tc>
           <w:tcPr>
-            <w:tcW w:w="4673" w:type="dxa"/>
+            <w:tcW w:w="4671" w:type="dxa"/>
             <w:tcBorders>
               <w:bottom w:val="single" w:sz="4" w:space="0" w:color="7F7F7F"/>
             </w:tcBorders>
@@ -1867,16 +1685,7 @@
                 <w:sz w:val="16"/>
                 <w:szCs w:val="16"/>
               </w:rPr>
-              <w:t xml:space="preserve">dignum Dienstleistung - Keepit Backup für </w:t>
-            </w:r>
-            <w:r>
-              <w:rPr>
-                <w:rFonts w:cs="Arial"/>
-                <w:b/>
-                <w:sz w:val="16"/>
-                <w:szCs w:val="16"/>
-              </w:rPr>
-              <w:t>{products}</w:t>
+              <w:t>dignum Dienstleistung - Keepit Backup für {products}</w:t>
             </w:r>
           </w:p>
           <w:p>
@@ -2014,7 +1823,7 @@
         </w:tc>
         <w:tc>
           <w:tcPr>
-            <w:tcW w:w="1201" w:type="dxa"/>
+            <w:tcW w:w="1203" w:type="dxa"/>
             <w:tcBorders>
               <w:bottom w:val="single" w:sz="4" w:space="0" w:color="7F7F7F"/>
             </w:tcBorders>
@@ -2048,7 +1857,7 @@
         </w:trPr>
         <w:tc>
           <w:tcPr>
-            <w:tcW w:w="5283" w:type="dxa"/>
+            <w:tcW w:w="5281" w:type="dxa"/>
             <w:gridSpan w:val="2"/>
             <w:tcBorders>
               <w:top w:val="single" w:sz="4" w:space="0" w:color="7F7F7F"/>
@@ -2145,7 +1954,7 @@
         </w:tc>
         <w:tc>
           <w:tcPr>
-            <w:tcW w:w="1201" w:type="dxa"/>
+            <w:tcW w:w="1203" w:type="dxa"/>
             <w:tcBorders>
               <w:top w:val="single" w:sz="4" w:space="0" w:color="7F7F7F"/>
               <w:bottom w:val="single" w:sz="4" w:space="0" w:color="7F7F7F"/>
@@ -2173,27 +1982,7 @@
                 <w:szCs w:val="16"/>
                 <w:lang w:val="de-DE" w:eastAsia="de-DE"/>
               </w:rPr>
-              <w:t>{</w:t>
-            </w:r>
-            <w:r>
-              <w:rPr>
-                <w:b/>
-                <w:color w:val="000000"/>
-                <w:sz w:val="16"/>
-                <w:szCs w:val="16"/>
-                <w:lang w:val="de-DE" w:eastAsia="de-DE"/>
-              </w:rPr>
-              <w:t>total</w:t>
-            </w:r>
-            <w:r>
-              <w:rPr>
-                <w:b/>
-                <w:color w:val="000000"/>
-                <w:sz w:val="16"/>
-                <w:szCs w:val="16"/>
-                <w:lang w:val="de-DE" w:eastAsia="de-DE"/>
-              </w:rPr>
-              <w:t>}{/enterprise}</w:t>
+              <w:t>{total}{/enterprise}</w:t>
             </w:r>
           </w:p>
         </w:tc>
@@ -2276,7 +2065,7 @@
         <w:pStyle w:val="dignumStandardvor0nach0"/>
         <w:numPr>
           <w:ilvl w:val="0"/>
-          <w:numId w:val="5"/>
+          <w:numId w:val="4"/>
         </w:numPr>
         <w:rPr>
           <w:b/>
@@ -2288,21 +2077,7 @@
           <w:b/>
           <w:bCs/>
         </w:rPr>
-        <w:t xml:space="preserve">Keepit für </w:t>
-      </w:r>
-      <w:r>
-        <w:rPr>
-          <w:b/>
-          <w:bCs/>
-        </w:rPr>
-        <w:t>{products}</w:t>
-      </w:r>
-      <w:r>
-        <w:rPr>
-          <w:b/>
-          <w:bCs/>
-        </w:rPr>
-        <w:t xml:space="preserve"> „Business Essentials“ mit einer Laufzeit von 3 Jahren</w:t>
+        <w:t>Keepit für {products} „Business Essentials“ mit einer Laufzeit von 3 Jahren</w:t>
       </w:r>
     </w:p>
     <w:p>
@@ -2333,8 +2108,8 @@
         <w:gridCol w:w="5059"/>
         <w:gridCol w:w="709"/>
         <w:gridCol w:w="993"/>
-        <w:gridCol w:w="993"/>
-        <w:gridCol w:w="1243"/>
+        <w:gridCol w:w="991"/>
+        <w:gridCol w:w="1245"/>
       </w:tblGrid>
       <w:tr>
         <w:trPr>
@@ -2471,7 +2246,7 @@
         </w:tc>
         <w:tc>
           <w:tcPr>
-            <w:tcW w:w="993" w:type="dxa"/>
+            <w:tcW w:w="991" w:type="dxa"/>
             <w:tcBorders>
               <w:top w:val="single" w:sz="4" w:space="0" w:color="000000"/>
               <w:bottom w:val="single" w:sz="4" w:space="0" w:color="000000"/>
@@ -2517,7 +2292,7 @@
         </w:tc>
         <w:tc>
           <w:tcPr>
-            <w:tcW w:w="1243" w:type="dxa"/>
+            <w:tcW w:w="1245" w:type="dxa"/>
             <w:tcBorders>
               <w:top w:val="single" w:sz="4" w:space="0" w:color="000000"/>
               <w:bottom w:val="single" w:sz="4" w:space="0" w:color="000000"/>
@@ -2620,21 +2395,7 @@
                 <w:b/>
                 <w:lang w:val="en-US"/>
               </w:rPr>
-              <w:t xml:space="preserve">Keepit - Backup </w:t>
-            </w:r>
-            <w:r>
-              <w:rPr>
-                <w:b/>
-                <w:lang w:val="en-US"/>
-              </w:rPr>
-              <w:t>{products}</w:t>
-            </w:r>
-            <w:r>
-              <w:rPr>
-                <w:b/>
-                <w:lang w:val="en-US"/>
-              </w:rPr>
-              <w:t xml:space="preserve"> </w:t>
+              <w:t xml:space="preserve">Keepit - Backup {products} </w:t>
             </w:r>
             <w:r>
               <w:rPr>
@@ -2664,7 +2425,7 @@
               <w:pStyle w:val="Normal"/>
               <w:numPr>
                 <w:ilvl w:val="0"/>
-                <w:numId w:val="6"/>
+                <w:numId w:val="5"/>
               </w:numPr>
               <w:spacing w:lineRule="auto" w:line="240" w:before="60" w:after="60"/>
               <w:jc w:val="center"/>
@@ -2712,127 +2473,7 @@
                 <w:szCs w:val="16"/>
                 <w:lang w:val="en-US"/>
               </w:rPr>
-              <w:t>{</w:t>
-            </w:r>
-            <w:r>
-              <w:rPr>
-                <w:rFonts w:cs="Arial"/>
-                <w:b/>
-                <w:sz w:val="16"/>
-                <w:szCs w:val="16"/>
-                <w:lang w:val="en-US"/>
-              </w:rPr>
-              <w:t>#</w:t>
-            </w:r>
-            <w:r>
-              <w:rPr>
-                <w:rFonts w:cs="Arial"/>
-                <w:b/>
-                <w:sz w:val="16"/>
-                <w:szCs w:val="16"/>
-                <w:lang w:val="en-US"/>
-              </w:rPr>
-              <w:t>essentials</w:t>
-            </w:r>
-            <w:r>
-              <w:rPr>
-                <w:rFonts w:cs="Arial"/>
-                <w:b/>
-                <w:sz w:val="16"/>
-                <w:szCs w:val="16"/>
-                <w:lang w:val="en-US"/>
-              </w:rPr>
-              <w:t>}</w:t>
-            </w:r>
-            <w:r>
-              <w:rPr>
-                <w:rFonts w:cs="Arial"/>
-                <w:b/>
-                <w:sz w:val="16"/>
-                <w:szCs w:val="16"/>
-                <w:lang w:val="en-US"/>
-              </w:rPr>
-              <w:t>{#rows}</w:t>
-            </w:r>
-            <w:r>
-              <w:rPr>
-                <w:rFonts w:cs="Arial"/>
-                <w:b/>
-                <w:sz w:val="16"/>
-                <w:szCs w:val="16"/>
-                <w:lang w:val="en-US"/>
-              </w:rPr>
-              <w:t xml:space="preserve">Keepit - </w:t>
-            </w:r>
-            <w:r>
-              <w:rPr>
-                <w:rFonts w:cs="Arial"/>
-                <w:b/>
-                <w:sz w:val="16"/>
-                <w:szCs w:val="16"/>
-                <w:lang w:val="en-US"/>
-              </w:rPr>
-              <w:t>{</w:t>
-            </w:r>
-            <w:r>
-              <w:rPr>
-                <w:rFonts w:cs="Arial"/>
-                <w:b/>
-                <w:sz w:val="16"/>
-                <w:szCs w:val="16"/>
-                <w:lang w:val="en-US"/>
-              </w:rPr>
-              <w:t>t</w:t>
-            </w:r>
-            <w:r>
-              <w:rPr>
-                <w:rFonts w:cs="Arial"/>
-                <w:b/>
-                <w:sz w:val="16"/>
-                <w:szCs w:val="16"/>
-                <w:lang w:val="en-US"/>
-              </w:rPr>
-              <w:t>ariff}</w:t>
-            </w:r>
-            <w:r>
-              <w:rPr>
-                <w:rFonts w:cs="Arial"/>
-                <w:b/>
-                <w:sz w:val="16"/>
-                <w:szCs w:val="16"/>
-                <w:lang w:val="en-US"/>
-              </w:rPr>
-              <w:t xml:space="preserve"> Backup für </w:t>
-            </w:r>
-            <w:r>
-              <w:rPr>
-                <w:rFonts w:cs="Arial"/>
-                <w:b/>
-                <w:sz w:val="16"/>
-                <w:szCs w:val="16"/>
-                <w:lang w:val="en-US"/>
-              </w:rPr>
-              <w:t>{</w:t>
-            </w:r>
-            <w:r>
-              <w:rPr>
-                <w:rFonts w:cs="Arial"/>
-                <w:b/>
-                <w:sz w:val="16"/>
-                <w:szCs w:val="16"/>
-                <w:lang w:val="en-US"/>
-              </w:rPr>
-              <w:t>n</w:t>
-            </w:r>
-            <w:r>
-              <w:rPr>
-                <w:rFonts w:cs="Arial"/>
-                <w:b/>
-                <w:sz w:val="16"/>
-                <w:szCs w:val="16"/>
-                <w:lang w:val="en-US"/>
-              </w:rPr>
-              <w:t>ame}</w:t>
+              <w:t>{#essentials}{#rows}Keepit - {tariff} Backup für {name}</w:t>
             </w:r>
           </w:p>
         </w:tc>
@@ -2900,7 +2541,7 @@
         </w:tc>
         <w:tc>
           <w:tcPr>
-            <w:tcW w:w="993" w:type="dxa"/>
+            <w:tcW w:w="991" w:type="dxa"/>
             <w:tcBorders>
               <w:top w:val="single" w:sz="4" w:space="0" w:color="7F7F7F"/>
               <w:bottom w:val="single" w:sz="4" w:space="0" w:color="7F7F7F"/>
@@ -2930,7 +2571,7 @@
         </w:tc>
         <w:tc>
           <w:tcPr>
-            <w:tcW w:w="1243" w:type="dxa"/>
+            <w:tcW w:w="1245" w:type="dxa"/>
             <w:tcBorders>
               <w:top w:val="single" w:sz="4" w:space="0" w:color="7F7F7F"/>
               <w:bottom w:val="single" w:sz="4" w:space="0" w:color="7F7F7F"/>
@@ -2954,23 +2595,7 @@
                 <w:sz w:val="16"/>
                 <w:szCs w:val="16"/>
               </w:rPr>
-              <w:t>{price36}</w:t>
-            </w:r>
-            <w:r>
-              <w:rPr>
-                <w:color w:val="000000"/>
-                <w:sz w:val="16"/>
-                <w:szCs w:val="16"/>
-              </w:rPr>
-              <w:t>{/</w:t>
-            </w:r>
-            <w:r>
-              <w:rPr>
-                <w:color w:val="000000"/>
-                <w:sz w:val="16"/>
-                <w:szCs w:val="16"/>
-              </w:rPr>
-              <w:t>rows}</w:t>
+              <w:t>{price36}{/rows}</w:t>
             </w:r>
           </w:p>
         </w:tc>
@@ -2991,7 +2616,7 @@
               <w:pStyle w:val="Normal"/>
               <w:numPr>
                 <w:ilvl w:val="0"/>
-                <w:numId w:val="6"/>
+                <w:numId w:val="5"/>
               </w:numPr>
               <w:spacing w:lineRule="auto" w:line="240" w:before="60" w:after="60"/>
               <w:ind w:hanging="431" w:start="720"/>
@@ -3037,16 +2662,7 @@
                 <w:sz w:val="16"/>
                 <w:szCs w:val="16"/>
               </w:rPr>
-              <w:t xml:space="preserve">dignum Dienstleistung - Keepit Backup für </w:t>
-            </w:r>
-            <w:r>
-              <w:rPr>
-                <w:rFonts w:cs="Arial"/>
-                <w:b/>
-                <w:sz w:val="16"/>
-                <w:szCs w:val="16"/>
-              </w:rPr>
-              <w:t>{products}</w:t>
+              <w:t>dignum Dienstleistung - Keepit Backup für {products}</w:t>
             </w:r>
           </w:p>
           <w:p>
@@ -3156,7 +2772,7 @@
         </w:tc>
         <w:tc>
           <w:tcPr>
-            <w:tcW w:w="993" w:type="dxa"/>
+            <w:tcW w:w="991" w:type="dxa"/>
             <w:tcBorders>
               <w:bottom w:val="single" w:sz="4" w:space="0" w:color="7F7F7F"/>
             </w:tcBorders>
@@ -3184,7 +2800,7 @@
         </w:tc>
         <w:tc>
           <w:tcPr>
-            <w:tcW w:w="1243" w:type="dxa"/>
+            <w:tcW w:w="1245" w:type="dxa"/>
             <w:tcBorders>
               <w:bottom w:val="single" w:sz="4" w:space="0" w:color="7F7F7F"/>
             </w:tcBorders>
@@ -3282,7 +2898,7 @@
         </w:tc>
         <w:tc>
           <w:tcPr>
-            <w:tcW w:w="993" w:type="dxa"/>
+            <w:tcW w:w="991" w:type="dxa"/>
             <w:tcBorders>
               <w:top w:val="single" w:sz="4" w:space="0" w:color="7F7F7F"/>
               <w:bottom w:val="single" w:sz="4" w:space="0" w:color="7F7F7F"/>
@@ -3315,7 +2931,7 @@
         </w:tc>
         <w:tc>
           <w:tcPr>
-            <w:tcW w:w="1243" w:type="dxa"/>
+            <w:tcW w:w="1245" w:type="dxa"/>
             <w:tcBorders>
               <w:top w:val="single" w:sz="4" w:space="0" w:color="7F7F7F"/>
               <w:bottom w:val="single" w:sz="4" w:space="0" w:color="7F7F7F"/>
@@ -3343,27 +2959,7 @@
                 <w:szCs w:val="16"/>
                 <w:lang w:val="de-DE" w:eastAsia="de-DE"/>
               </w:rPr>
-              <w:t>{</w:t>
-            </w:r>
-            <w:r>
-              <w:rPr>
-                <w:b/>
-                <w:color w:val="000000"/>
-                <w:sz w:val="16"/>
-                <w:szCs w:val="16"/>
-                <w:lang w:val="de-DE" w:eastAsia="de-DE"/>
-              </w:rPr>
-              <w:t>total}</w:t>
-            </w:r>
-            <w:r>
-              <w:rPr>
-                <w:b/>
-                <w:color w:val="000000"/>
-                <w:sz w:val="16"/>
-                <w:szCs w:val="16"/>
-                <w:lang w:val="de-DE" w:eastAsia="de-DE"/>
-              </w:rPr>
-              <w:t>{/essentials}</w:t>
+              <w:t>{total}{/essentials}</w:t>
             </w:r>
           </w:p>
         </w:tc>
@@ -3404,7 +3000,7 @@
       <w:footerReference w:type="default" r:id="rId7"/>
       <w:footerReference w:type="first" r:id="rId8"/>
       <w:type w:val="nextPage"/>
-      <w:pgSz w:w="11909" w:h="16834"/>
+      <w:pgSz w:w="11906" w:h="16838"/>
       <w:pgMar w:left="1418" w:right="1418" w:gutter="0" w:header="709" w:top="2835" w:footer="454" w:bottom="1843"/>
       <w:pgNumType w:fmt="decimal"/>
       <w:formProt w:val="false"/>
@@ -3448,8 +3044,8 @@
     </w:tblPr>
     <w:tblGrid>
       <w:gridCol w:w="3012"/>
-      <w:gridCol w:w="2973"/>
-      <w:gridCol w:w="4080"/>
+      <w:gridCol w:w="2971"/>
+      <w:gridCol w:w="4082"/>
     </w:tblGrid>
     <w:tr>
       <w:trPr>
@@ -3511,7 +3107,7 @@
       </w:tc>
       <w:tc>
         <w:tcPr>
-          <w:tcW w:w="2973" w:type="dxa"/>
+          <w:tcW w:w="2971" w:type="dxa"/>
           <w:tcBorders>
             <w:start w:val="single" w:sz="4" w:space="0" w:color="7F7F7F"/>
             <w:end w:val="single" w:sz="4" w:space="0" w:color="7F7F7F"/>
@@ -3570,7 +3166,7 @@
       </w:tc>
       <w:tc>
         <w:tcPr>
-          <w:tcW w:w="4080" w:type="dxa"/>
+          <w:tcW w:w="4082" w:type="dxa"/>
           <w:tcBorders>
             <w:start w:val="single" w:sz="4" w:space="0" w:color="7F7F7F"/>
           </w:tcBorders>
@@ -3685,7 +3281,7 @@
       </w:tc>
       <w:tc>
         <w:tcPr>
-          <w:tcW w:w="2973" w:type="dxa"/>
+          <w:tcW w:w="2971" w:type="dxa"/>
           <w:tcBorders>
             <w:start w:val="single" w:sz="4" w:space="0" w:color="7F7F7F"/>
             <w:end w:val="single" w:sz="4" w:space="0" w:color="7F7F7F"/>
@@ -3744,7 +3340,7 @@
       </w:tc>
       <w:tc>
         <w:tcPr>
-          <w:tcW w:w="4080" w:type="dxa"/>
+          <w:tcW w:w="4082" w:type="dxa"/>
           <w:tcBorders>
             <w:start w:val="single" w:sz="4" w:space="0" w:color="7F7F7F"/>
           </w:tcBorders>
@@ -3864,7 +3460,7 @@
       </w:tc>
       <w:tc>
         <w:tcPr>
-          <w:tcW w:w="2973" w:type="dxa"/>
+          <w:tcW w:w="2971" w:type="dxa"/>
           <w:tcBorders>
             <w:start w:val="single" w:sz="4" w:space="0" w:color="7F7F7F"/>
             <w:end w:val="single" w:sz="4" w:space="0" w:color="7F7F7F"/>
@@ -3923,7 +3519,7 @@
       </w:tc>
       <w:tc>
         <w:tcPr>
-          <w:tcW w:w="4080" w:type="dxa"/>
+          <w:tcW w:w="4082" w:type="dxa"/>
           <w:tcBorders>
             <w:start w:val="single" w:sz="4" w:space="0" w:color="7F7F7F"/>
           </w:tcBorders>
@@ -4052,7 +3648,7 @@
       </w:tc>
       <w:tc>
         <w:tcPr>
-          <w:tcW w:w="2973" w:type="dxa"/>
+          <w:tcW w:w="2971" w:type="dxa"/>
           <w:tcBorders>
             <w:start w:val="single" w:sz="4" w:space="0" w:color="7F7F7F"/>
             <w:end w:val="single" w:sz="4" w:space="0" w:color="7F7F7F"/>
@@ -4111,7 +3707,7 @@
       </w:tc>
       <w:tc>
         <w:tcPr>
-          <w:tcW w:w="4080" w:type="dxa"/>
+          <w:tcW w:w="4082" w:type="dxa"/>
           <w:tcBorders>
             <w:start w:val="single" w:sz="4" w:space="0" w:color="7F7F7F"/>
           </w:tcBorders>
@@ -4176,8 +3772,8 @@
     </w:tblPr>
     <w:tblGrid>
       <w:gridCol w:w="3012"/>
-      <w:gridCol w:w="2973"/>
-      <w:gridCol w:w="4080"/>
+      <w:gridCol w:w="2971"/>
+      <w:gridCol w:w="4082"/>
     </w:tblGrid>
     <w:tr>
       <w:trPr>
@@ -4239,7 +3835,7 @@
       </w:tc>
       <w:tc>
         <w:tcPr>
-          <w:tcW w:w="2973" w:type="dxa"/>
+          <w:tcW w:w="2971" w:type="dxa"/>
           <w:tcBorders>
             <w:start w:val="single" w:sz="4" w:space="0" w:color="7F7F7F"/>
             <w:end w:val="single" w:sz="4" w:space="0" w:color="7F7F7F"/>
@@ -4298,7 +3894,7 @@
       </w:tc>
       <w:tc>
         <w:tcPr>
-          <w:tcW w:w="4080" w:type="dxa"/>
+          <w:tcW w:w="4082" w:type="dxa"/>
           <w:tcBorders>
             <w:start w:val="single" w:sz="4" w:space="0" w:color="7F7F7F"/>
           </w:tcBorders>
@@ -4413,7 +4009,7 @@
       </w:tc>
       <w:tc>
         <w:tcPr>
-          <w:tcW w:w="2973" w:type="dxa"/>
+          <w:tcW w:w="2971" w:type="dxa"/>
           <w:tcBorders>
             <w:start w:val="single" w:sz="4" w:space="0" w:color="7F7F7F"/>
             <w:end w:val="single" w:sz="4" w:space="0" w:color="7F7F7F"/>
@@ -4472,7 +4068,7 @@
       </w:tc>
       <w:tc>
         <w:tcPr>
-          <w:tcW w:w="4080" w:type="dxa"/>
+          <w:tcW w:w="4082" w:type="dxa"/>
           <w:tcBorders>
             <w:start w:val="single" w:sz="4" w:space="0" w:color="7F7F7F"/>
           </w:tcBorders>
@@ -4592,7 +4188,7 @@
       </w:tc>
       <w:tc>
         <w:tcPr>
-          <w:tcW w:w="2973" w:type="dxa"/>
+          <w:tcW w:w="2971" w:type="dxa"/>
           <w:tcBorders>
             <w:start w:val="single" w:sz="4" w:space="0" w:color="7F7F7F"/>
             <w:end w:val="single" w:sz="4" w:space="0" w:color="7F7F7F"/>
@@ -4651,7 +4247,7 @@
       </w:tc>
       <w:tc>
         <w:tcPr>
-          <w:tcW w:w="4080" w:type="dxa"/>
+          <w:tcW w:w="4082" w:type="dxa"/>
           <w:tcBorders>
             <w:start w:val="single" w:sz="4" w:space="0" w:color="7F7F7F"/>
           </w:tcBorders>
@@ -4780,7 +4376,7 @@
       </w:tc>
       <w:tc>
         <w:tcPr>
-          <w:tcW w:w="2973" w:type="dxa"/>
+          <w:tcW w:w="2971" w:type="dxa"/>
           <w:tcBorders>
             <w:start w:val="single" w:sz="4" w:space="0" w:color="7F7F7F"/>
             <w:end w:val="single" w:sz="4" w:space="0" w:color="7F7F7F"/>
@@ -4839,7 +4435,7 @@
       </w:tc>
       <w:tc>
         <w:tcPr>
-          <w:tcW w:w="4080" w:type="dxa"/>
+          <w:tcW w:w="4082" w:type="dxa"/>
           <w:tcBorders>
             <w:start w:val="single" w:sz="4" w:space="0" w:color="7F7F7F"/>
           </w:tcBorders>
@@ -4920,7 +4516,7 @@
     </w:pPr>
     <w:r>
       <w:drawing>
-        <wp:anchor distT="0" distB="0" distL="0" distR="0" simplePos="0" relativeHeight="2" behindDoc="1" locked="0" layoutInCell="1" allowOverlap="1">
+        <wp:anchor distT="0" distB="0" distL="0" distR="0" simplePos="0" relativeHeight="3" behindDoc="1" locked="0" layoutInCell="1" allowOverlap="1">
           <wp:simplePos x="0" y="0"/>
           <wp:positionH relativeFrom="column">
             <wp:posOffset>4600575</wp:posOffset>
@@ -5144,7 +4740,7 @@
     </w:pPr>
     <w:r>
       <w:drawing>
-        <wp:anchor distT="0" distB="0" distL="0" distR="0" simplePos="0" relativeHeight="2" behindDoc="1" locked="0" layoutInCell="1" allowOverlap="1">
+        <wp:anchor distT="0" distB="0" distL="0" distR="0" simplePos="0" relativeHeight="3" behindDoc="1" locked="0" layoutInCell="1" allowOverlap="1">
           <wp:simplePos x="0" y="0"/>
           <wp:positionH relativeFrom="column">
             <wp:posOffset>4600575</wp:posOffset>
@@ -5760,39 +5356,35 @@
         <w:tabs>
           <w:tab w:val="num" w:pos="0"/>
         </w:tabs>
-        <w:ind w:start="720" w:hanging="360"/>
+        <w:ind w:start="1065" w:hanging="360"/>
       </w:pPr>
       <w:rPr/>
     </w:lvl>
     <w:lvl w:ilvl="1">
       <w:start w:val="1"/>
-      <w:numFmt w:val="bullet"/>
-      <w:lvlText w:val=""/>
+      <w:numFmt w:val="lowerLetter"/>
+      <w:lvlText w:val="%2."/>
       <w:lvlJc w:val="start"/>
       <w:pPr>
         <w:tabs>
           <w:tab w:val="num" w:pos="0"/>
         </w:tabs>
-        <w:ind w:start="1440" w:hanging="360"/>
-      </w:pPr>
-      <w:rPr>
-        <w:rFonts w:ascii="Symbol" w:hAnsi="Symbol" w:cs="Symbol" w:hint="default"/>
-      </w:rPr>
+        <w:ind w:start="1785" w:hanging="360"/>
+      </w:pPr>
+      <w:rPr/>
     </w:lvl>
     <w:lvl w:ilvl="2">
       <w:start w:val="1"/>
-      <w:numFmt w:val="bullet"/>
-      <w:lvlText w:val="o"/>
-      <w:lvlJc w:val="start"/>
+      <w:numFmt w:val="lowerRoman"/>
+      <w:lvlText w:val="%3."/>
+      <w:lvlJc w:val="end"/>
       <w:pPr>
         <w:tabs>
           <w:tab w:val="num" w:pos="0"/>
         </w:tabs>
-        <w:ind w:start="2340" w:hanging="360"/>
-      </w:pPr>
-      <w:rPr>
-        <w:rFonts w:ascii="Courier New" w:hAnsi="Courier New" w:cs="Courier New" w:hint="default"/>
-      </w:rPr>
+        <w:ind w:start="2505" w:hanging="180"/>
+      </w:pPr>
+      <w:rPr/>
     </w:lvl>
     <w:lvl w:ilvl="3">
       <w:start w:val="1"/>
@@ -5803,7 +5395,7 @@
         <w:tabs>
           <w:tab w:val="num" w:pos="0"/>
         </w:tabs>
-        <w:ind w:start="2880" w:hanging="360"/>
+        <w:ind w:start="3225" w:hanging="360"/>
       </w:pPr>
       <w:rPr/>
     </w:lvl>
@@ -5816,7 +5408,7 @@
         <w:tabs>
           <w:tab w:val="num" w:pos="0"/>
         </w:tabs>
-        <w:ind w:start="3600" w:hanging="360"/>
+        <w:ind w:start="3945" w:hanging="360"/>
       </w:pPr>
       <w:rPr/>
     </w:lvl>
@@ -5829,7 +5421,7 @@
         <w:tabs>
           <w:tab w:val="num" w:pos="0"/>
         </w:tabs>
-        <w:ind w:start="4320" w:hanging="180"/>
+        <w:ind w:start="4665" w:hanging="180"/>
       </w:pPr>
       <w:rPr/>
     </w:lvl>
@@ -5842,7 +5434,7 @@
         <w:tabs>
           <w:tab w:val="num" w:pos="0"/>
         </w:tabs>
-        <w:ind w:start="5040" w:hanging="360"/>
+        <w:ind w:start="5385" w:hanging="360"/>
       </w:pPr>
       <w:rPr/>
     </w:lvl>
@@ -5855,7 +5447,7 @@
         <w:tabs>
           <w:tab w:val="num" w:pos="0"/>
         </w:tabs>
-        <w:ind w:start="5760" w:hanging="360"/>
+        <w:ind w:start="6105" w:hanging="360"/>
       </w:pPr>
       <w:rPr/>
     </w:lvl>
@@ -5868,131 +5460,12 @@
         <w:tabs>
           <w:tab w:val="num" w:pos="0"/>
         </w:tabs>
-        <w:ind w:start="6480" w:hanging="180"/>
+        <w:ind w:start="6825" w:hanging="180"/>
       </w:pPr>
       <w:rPr/>
     </w:lvl>
   </w:abstractNum>
   <w:abstractNum w:abstractNumId="5">
-    <w:lvl w:ilvl="0">
-      <w:start w:val="1"/>
-      <w:numFmt w:val="upperLetter"/>
-      <w:lvlText w:val="%1)"/>
-      <w:lvlJc w:val="start"/>
-      <w:pPr>
-        <w:tabs>
-          <w:tab w:val="num" w:pos="0"/>
-        </w:tabs>
-        <w:ind w:start="1065" w:hanging="360"/>
-      </w:pPr>
-      <w:rPr/>
-    </w:lvl>
-    <w:lvl w:ilvl="1">
-      <w:start w:val="1"/>
-      <w:numFmt w:val="lowerLetter"/>
-      <w:lvlText w:val="%2."/>
-      <w:lvlJc w:val="start"/>
-      <w:pPr>
-        <w:tabs>
-          <w:tab w:val="num" w:pos="0"/>
-        </w:tabs>
-        <w:ind w:start="1785" w:hanging="360"/>
-      </w:pPr>
-      <w:rPr/>
-    </w:lvl>
-    <w:lvl w:ilvl="2">
-      <w:start w:val="1"/>
-      <w:numFmt w:val="lowerRoman"/>
-      <w:lvlText w:val="%3."/>
-      <w:lvlJc w:val="end"/>
-      <w:pPr>
-        <w:tabs>
-          <w:tab w:val="num" w:pos="0"/>
-        </w:tabs>
-        <w:ind w:start="2505" w:hanging="180"/>
-      </w:pPr>
-      <w:rPr/>
-    </w:lvl>
-    <w:lvl w:ilvl="3">
-      <w:start w:val="1"/>
-      <w:numFmt w:val="decimal"/>
-      <w:lvlText w:val="%4."/>
-      <w:lvlJc w:val="start"/>
-      <w:pPr>
-        <w:tabs>
-          <w:tab w:val="num" w:pos="0"/>
-        </w:tabs>
-        <w:ind w:start="3225" w:hanging="360"/>
-      </w:pPr>
-      <w:rPr/>
-    </w:lvl>
-    <w:lvl w:ilvl="4">
-      <w:start w:val="1"/>
-      <w:numFmt w:val="lowerLetter"/>
-      <w:lvlText w:val="%5."/>
-      <w:lvlJc w:val="start"/>
-      <w:pPr>
-        <w:tabs>
-          <w:tab w:val="num" w:pos="0"/>
-        </w:tabs>
-        <w:ind w:start="3945" w:hanging="360"/>
-      </w:pPr>
-      <w:rPr/>
-    </w:lvl>
-    <w:lvl w:ilvl="5">
-      <w:start w:val="1"/>
-      <w:numFmt w:val="lowerRoman"/>
-      <w:lvlText w:val="%6."/>
-      <w:lvlJc w:val="end"/>
-      <w:pPr>
-        <w:tabs>
-          <w:tab w:val="num" w:pos="0"/>
-        </w:tabs>
-        <w:ind w:start="4665" w:hanging="180"/>
-      </w:pPr>
-      <w:rPr/>
-    </w:lvl>
-    <w:lvl w:ilvl="6">
-      <w:start w:val="1"/>
-      <w:numFmt w:val="decimal"/>
-      <w:lvlText w:val="%7."/>
-      <w:lvlJc w:val="start"/>
-      <w:pPr>
-        <w:tabs>
-          <w:tab w:val="num" w:pos="0"/>
-        </w:tabs>
-        <w:ind w:start="5385" w:hanging="360"/>
-      </w:pPr>
-      <w:rPr/>
-    </w:lvl>
-    <w:lvl w:ilvl="7">
-      <w:start w:val="1"/>
-      <w:numFmt w:val="lowerLetter"/>
-      <w:lvlText w:val="%8."/>
-      <w:lvlJc w:val="start"/>
-      <w:pPr>
-        <w:tabs>
-          <w:tab w:val="num" w:pos="0"/>
-        </w:tabs>
-        <w:ind w:start="6105" w:hanging="360"/>
-      </w:pPr>
-      <w:rPr/>
-    </w:lvl>
-    <w:lvl w:ilvl="8">
-      <w:start w:val="1"/>
-      <w:numFmt w:val="lowerRoman"/>
-      <w:lvlText w:val="%9."/>
-      <w:lvlJc w:val="end"/>
-      <w:pPr>
-        <w:tabs>
-          <w:tab w:val="num" w:pos="0"/>
-        </w:tabs>
-        <w:ind w:start="6825" w:hanging="180"/>
-      </w:pPr>
-      <w:rPr/>
-    </w:lvl>
-  </w:abstractNum>
-  <w:abstractNum w:abstractNumId="6">
     <w:lvl w:ilvl="0">
       <w:start w:val="1"/>
       <w:numFmt w:val="decimal"/>
@@ -6117,7 +5590,7 @@
       <w:rPr/>
     </w:lvl>
   </w:abstractNum>
-  <w:abstractNum w:abstractNumId="7">
+  <w:abstractNum w:abstractNumId="6">
     <w:lvl w:ilvl="0">
       <w:start w:val="1"/>
       <w:numFmt w:val="decimal"/>
@@ -6129,6 +5602,7 @@
         </w:tabs>
         <w:ind w:start="754" w:hanging="397"/>
       </w:pPr>
+      <w:rPr/>
     </w:lvl>
     <w:lvl w:ilvl="1">
       <w:start w:val="1"/>
@@ -6252,9 +5726,6 @@
   </w:num>
   <w:num w:numId="6">
     <w:abstractNumId w:val="6"/>
-  </w:num>
-  <w:num w:numId="7">
-    <w:abstractNumId w:val="7"/>
   </w:num>
 </w:numbering>
 </file>

--- a/server/src/templates/offer.docx
+++ b/server/src/templates/offer.docx
@@ -304,7 +304,15 @@
             </w:pPr>
             <w:r>
               <w:rPr/>
-              <w:t>{customerId}</w:t>
+              <w:t>{</w:t>
+            </w:r>
+            <w:r>
+              <w:rPr/>
+              <w:t>customer.id</w:t>
+            </w:r>
+            <w:r>
+              <w:rPr/>
+              <w:t>}</w:t>
             </w:r>
           </w:p>
         </w:tc>
@@ -353,7 +361,15 @@
             </w:pPr>
             <w:r>
               <w:rPr/>
-              <w:t>{supplierId}</w:t>
+              <w:t>{</w:t>
+            </w:r>
+            <w:r>
+              <w:rPr/>
+              <w:t>supplierId</w:t>
+            </w:r>
+            <w:r>
+              <w:rPr/>
+              <w:t>}</w:t>
             </w:r>
           </w:p>
         </w:tc>
@@ -613,7 +629,19 @@
         <w:rPr>
           <w:lang w:val="en-US"/>
         </w:rPr>
-        <w:t>{companyName}</w:t>
+        <w:t>{</w:t>
+      </w:r>
+      <w:r>
+        <w:rPr>
+          <w:lang w:val="en-US"/>
+        </w:rPr>
+        <w:t>customer.companyName</w:t>
+      </w:r>
+      <w:r>
+        <w:rPr>
+          <w:lang w:val="en-US"/>
+        </w:rPr>
+        <w:t>}</w:t>
       </w:r>
     </w:p>
     <w:p>
@@ -625,7 +653,31 @@
       </w:pPr>
       <w:r>
         <w:rPr/>
-        <w:t>{contactFull}</w:t>
+        <w:t>{</w:t>
+      </w:r>
+      <w:r>
+        <w:rPr/>
+        <w:t>customer.salutation</w:t>
+      </w:r>
+      <w:r>
+        <w:rPr/>
+        <w:t>} {</w:t>
+      </w:r>
+      <w:r>
+        <w:rPr/>
+        <w:t>customer.firstName</w:t>
+      </w:r>
+      <w:r>
+        <w:rPr/>
+        <w:t>} {</w:t>
+      </w:r>
+      <w:r>
+        <w:rPr/>
+        <w:t>customer.lastName</w:t>
+      </w:r>
+      <w:r>
+        <w:rPr/>
+        <w:t>}</w:t>
       </w:r>
     </w:p>
     <w:p>
@@ -637,7 +689,15 @@
       </w:pPr>
       <w:r>
         <w:rPr/>
-        <w:t>{street}</w:t>
+        <w:t>{</w:t>
+      </w:r>
+      <w:r>
+        <w:rPr/>
+        <w:t>customer.</w:t>
+      </w:r>
+      <w:r>
+        <w:rPr/>
+        <w:t>street}</w:t>
       </w:r>
     </w:p>
     <w:p>
@@ -649,7 +709,19 @@
       </w:pPr>
       <w:r>
         <w:rPr/>
-        <w:t>{plzCity}</w:t>
+        <w:t>{</w:t>
+      </w:r>
+      <w:r>
+        <w:rPr/>
+        <w:t>customer.</w:t>
+      </w:r>
+      <w:r>
+        <w:rPr/>
+        <w:t xml:space="preserve">plz} </w:t>
+      </w:r>
+      <w:r>
+        <w:rPr/>
+        <w:t>{customer.city}</w:t>
       </w:r>
     </w:p>
     <w:p>
@@ -764,7 +836,19 @@
         <w:rPr>
           <w:b/>
         </w:rPr>
-        <w:t>Keepit SaaS-Backup für {products}</w:t>
+        <w:t>Keepit SaaS-Backup für {products.</w:t>
+      </w:r>
+      <w:r>
+        <w:rPr>
+          <w:b/>
+        </w:rPr>
+        <w:t>names</w:t>
+      </w:r>
+      <w:r>
+        <w:rPr>
+          <w:b/>
+        </w:rPr>
+        <w:t>}</w:t>
       </w:r>
     </w:p>
     <w:p>
@@ -783,7 +867,15 @@
       </w:pPr>
       <w:r>
         <w:rPr/>
-        <w:t>Sehr geehrter {customerContactPerson},</w:t>
+        <w:t>Sehr geehrter {</w:t>
+      </w:r>
+      <w:r>
+        <w:rPr/>
+        <w:t>customer.salutation</w:t>
+      </w:r>
+      <w:r>
+        <w:rPr/>
+        <w:t>},</w:t>
       </w:r>
     </w:p>
     <w:p>
@@ -1130,11 +1222,11 @@
       </w:tblPr>
       <w:tblGrid>
         <w:gridCol w:w="610"/>
-        <w:gridCol w:w="4671"/>
-        <w:gridCol w:w="1095"/>
+        <w:gridCol w:w="4670"/>
+        <w:gridCol w:w="1096"/>
+        <w:gridCol w:w="992"/>
         <w:gridCol w:w="993"/>
-        <w:gridCol w:w="993"/>
-        <w:gridCol w:w="1203"/>
+        <w:gridCol w:w="1204"/>
       </w:tblGrid>
       <w:tr>
         <w:trPr>
@@ -1169,7 +1261,7 @@
         </w:tc>
         <w:tc>
           <w:tcPr>
-            <w:tcW w:w="4671" w:type="dxa"/>
+            <w:tcW w:w="4670" w:type="dxa"/>
             <w:tcBorders>
               <w:top w:val="single" w:sz="4" w:space="0" w:color="000000"/>
               <w:bottom w:val="single" w:sz="4" w:space="0" w:color="000000"/>
@@ -1196,7 +1288,7 @@
         </w:tc>
         <w:tc>
           <w:tcPr>
-            <w:tcW w:w="1095" w:type="dxa"/>
+            <w:tcW w:w="1096" w:type="dxa"/>
             <w:tcBorders>
               <w:top w:val="single" w:sz="4" w:space="0" w:color="000000"/>
               <w:bottom w:val="single" w:sz="4" w:space="0" w:color="000000"/>
@@ -1219,6 +1311,52 @@
                 <w:szCs w:val="16"/>
               </w:rPr>
               <w:t>Anz.</w:t>
+            </w:r>
+          </w:p>
+        </w:tc>
+        <w:tc>
+          <w:tcPr>
+            <w:tcW w:w="992" w:type="dxa"/>
+            <w:tcBorders>
+              <w:top w:val="single" w:sz="4" w:space="0" w:color="000000"/>
+              <w:bottom w:val="single" w:sz="4" w:space="0" w:color="000000"/>
+            </w:tcBorders>
+            <w:vAlign w:val="center"/>
+          </w:tcPr>
+          <w:p>
+            <w:pPr>
+              <w:pStyle w:val="Tabellenberschrift"/>
+              <w:spacing w:before="80" w:after="80"/>
+              <w:jc w:val="center"/>
+              <w:rPr>
+                <w:sz w:val="16"/>
+                <w:szCs w:val="16"/>
+              </w:rPr>
+            </w:pPr>
+            <w:r>
+              <w:rPr>
+                <w:sz w:val="16"/>
+                <w:szCs w:val="16"/>
+              </w:rPr>
+              <w:t>Preis User</w:t>
+            </w:r>
+          </w:p>
+          <w:p>
+            <w:pPr>
+              <w:pStyle w:val="Tabellenberschrift"/>
+              <w:spacing w:before="80" w:after="80"/>
+              <w:jc w:val="center"/>
+              <w:rPr>
+                <w:sz w:val="16"/>
+                <w:szCs w:val="16"/>
+              </w:rPr>
+            </w:pPr>
+            <w:r>
+              <w:rPr>
+                <w:sz w:val="16"/>
+                <w:szCs w:val="16"/>
+              </w:rPr>
+              <w:t>/ Monat</w:t>
             </w:r>
           </w:p>
         </w:tc>
@@ -1246,7 +1384,7 @@
                 <w:sz w:val="16"/>
                 <w:szCs w:val="16"/>
               </w:rPr>
-              <w:t>Preis User</w:t>
+              <w:t>Summe</w:t>
             </w:r>
           </w:p>
           <w:p>
@@ -1264,59 +1402,13 @@
                 <w:sz w:val="16"/>
                 <w:szCs w:val="16"/>
               </w:rPr>
-              <w:t>/ Monat</w:t>
+              <w:t>12 Monate</w:t>
             </w:r>
           </w:p>
         </w:tc>
         <w:tc>
           <w:tcPr>
-            <w:tcW w:w="993" w:type="dxa"/>
-            <w:tcBorders>
-              <w:top w:val="single" w:sz="4" w:space="0" w:color="000000"/>
-              <w:bottom w:val="single" w:sz="4" w:space="0" w:color="000000"/>
-            </w:tcBorders>
-            <w:vAlign w:val="center"/>
-          </w:tcPr>
-          <w:p>
-            <w:pPr>
-              <w:pStyle w:val="Tabellenberschrift"/>
-              <w:spacing w:before="80" w:after="80"/>
-              <w:jc w:val="center"/>
-              <w:rPr>
-                <w:sz w:val="16"/>
-                <w:szCs w:val="16"/>
-              </w:rPr>
-            </w:pPr>
-            <w:r>
-              <w:rPr>
-                <w:sz w:val="16"/>
-                <w:szCs w:val="16"/>
-              </w:rPr>
-              <w:t>Summe</w:t>
-            </w:r>
-          </w:p>
-          <w:p>
-            <w:pPr>
-              <w:pStyle w:val="Tabellenberschrift"/>
-              <w:spacing w:before="80" w:after="80"/>
-              <w:jc w:val="center"/>
-              <w:rPr>
-                <w:sz w:val="16"/>
-                <w:szCs w:val="16"/>
-              </w:rPr>
-            </w:pPr>
-            <w:r>
-              <w:rPr>
-                <w:sz w:val="16"/>
-                <w:szCs w:val="16"/>
-              </w:rPr>
-              <w:t>12 Monate</w:t>
-            </w:r>
-          </w:p>
-        </w:tc>
-        <w:tc>
-          <w:tcPr>
-            <w:tcW w:w="1203" w:type="dxa"/>
+            <w:tcW w:w="1204" w:type="dxa"/>
             <w:tcBorders>
               <w:top w:val="single" w:sz="4" w:space="0" w:color="000000"/>
               <w:bottom w:val="single" w:sz="4" w:space="0" w:color="000000"/>
@@ -1469,7 +1561,7 @@
         </w:tc>
         <w:tc>
           <w:tcPr>
-            <w:tcW w:w="4671" w:type="dxa"/>
+            <w:tcW w:w="4670" w:type="dxa"/>
             <w:tcBorders>
               <w:top w:val="single" w:sz="4" w:space="0" w:color="7F7F7F"/>
               <w:bottom w:val="single" w:sz="4" w:space="0" w:color="7F7F7F"/>
@@ -1502,7 +1594,7 @@
         </w:tc>
         <w:tc>
           <w:tcPr>
-            <w:tcW w:w="1095" w:type="dxa"/>
+            <w:tcW w:w="1096" w:type="dxa"/>
             <w:tcBorders>
               <w:top w:val="single" w:sz="4" w:space="0" w:color="7F7F7F"/>
               <w:bottom w:val="single" w:sz="4" w:space="0" w:color="7F7F7F"/>
@@ -1527,6 +1619,38 @@
                 <w:szCs w:val="16"/>
               </w:rPr>
               <w:t>{quantity}</w:t>
+            </w:r>
+          </w:p>
+        </w:tc>
+        <w:tc>
+          <w:tcPr>
+            <w:tcW w:w="992" w:type="dxa"/>
+            <w:tcBorders>
+              <w:top w:val="single" w:sz="4" w:space="0" w:color="7F7F7F"/>
+              <w:bottom w:val="single" w:sz="4" w:space="0" w:color="7F7F7F"/>
+            </w:tcBorders>
+            <w:vAlign w:val="center"/>
+          </w:tcPr>
+          <w:p>
+            <w:pPr>
+              <w:pStyle w:val="Normal"/>
+              <w:spacing w:lineRule="auto" w:line="240" w:before="60" w:after="60"/>
+              <w:jc w:val="end"/>
+              <w:rPr>
+                <w:rFonts w:cs="Arial"/>
+                <w:sz w:val="16"/>
+                <w:szCs w:val="16"/>
+                <w:lang w:val="en-US"/>
+              </w:rPr>
+            </w:pPr>
+            <w:r>
+              <w:rPr>
+                <w:rFonts w:cs="Arial"/>
+                <w:sz w:val="16"/>
+                <w:szCs w:val="16"/>
+                <w:lang w:val="en-US"/>
+              </w:rPr>
+              <w:t>{pricePerUnit}</w:t>
             </w:r>
           </w:p>
         </w:tc>
@@ -1545,56 +1669,24 @@
               <w:spacing w:lineRule="auto" w:line="240" w:before="60" w:after="60"/>
               <w:jc w:val="end"/>
               <w:rPr>
-                <w:rFonts w:cs="Arial"/>
-                <w:sz w:val="16"/>
-                <w:szCs w:val="16"/>
-                <w:lang w:val="en-US"/>
-              </w:rPr>
-            </w:pPr>
-            <w:r>
-              <w:rPr>
-                <w:rFonts w:cs="Arial"/>
-                <w:sz w:val="16"/>
-                <w:szCs w:val="16"/>
-                <w:lang w:val="en-US"/>
-              </w:rPr>
-              <w:t>{pricePerUnit}</w:t>
+                <w:color w:val="000000"/>
+                <w:sz w:val="16"/>
+                <w:szCs w:val="16"/>
+              </w:rPr>
+            </w:pPr>
+            <w:r>
+              <w:rPr>
+                <w:color w:val="000000"/>
+                <w:sz w:val="16"/>
+                <w:szCs w:val="16"/>
+              </w:rPr>
+              <w:t>{price12}</w:t>
             </w:r>
           </w:p>
         </w:tc>
         <w:tc>
           <w:tcPr>
-            <w:tcW w:w="993" w:type="dxa"/>
-            <w:tcBorders>
-              <w:top w:val="single" w:sz="4" w:space="0" w:color="7F7F7F"/>
-              <w:bottom w:val="single" w:sz="4" w:space="0" w:color="7F7F7F"/>
-            </w:tcBorders>
-            <w:vAlign w:val="center"/>
-          </w:tcPr>
-          <w:p>
-            <w:pPr>
-              <w:pStyle w:val="Normal"/>
-              <w:spacing w:lineRule="auto" w:line="240" w:before="60" w:after="60"/>
-              <w:jc w:val="end"/>
-              <w:rPr>
-                <w:color w:val="000000"/>
-                <w:sz w:val="16"/>
-                <w:szCs w:val="16"/>
-              </w:rPr>
-            </w:pPr>
-            <w:r>
-              <w:rPr>
-                <w:color w:val="000000"/>
-                <w:sz w:val="16"/>
-                <w:szCs w:val="16"/>
-              </w:rPr>
-              <w:t>{price12}</w:t>
-            </w:r>
-          </w:p>
-        </w:tc>
-        <w:tc>
-          <w:tcPr>
-            <w:tcW w:w="1203" w:type="dxa"/>
+            <w:tcW w:w="1204" w:type="dxa"/>
             <w:tcBorders>
               <w:top w:val="single" w:sz="4" w:space="0" w:color="7F7F7F"/>
               <w:bottom w:val="single" w:sz="4" w:space="0" w:color="7F7F7F"/>
@@ -1661,7 +1753,7 @@
         </w:tc>
         <w:tc>
           <w:tcPr>
-            <w:tcW w:w="4671" w:type="dxa"/>
+            <w:tcW w:w="4670" w:type="dxa"/>
             <w:tcBorders>
               <w:bottom w:val="single" w:sz="4" w:space="0" w:color="7F7F7F"/>
             </w:tcBorders>
@@ -1736,7 +1828,7 @@
         </w:tc>
         <w:tc>
           <w:tcPr>
-            <w:tcW w:w="1095" w:type="dxa"/>
+            <w:tcW w:w="1096" w:type="dxa"/>
             <w:tcBorders>
               <w:bottom w:val="single" w:sz="4" w:space="0" w:color="7F7F7F"/>
             </w:tcBorders>
@@ -1760,6 +1852,36 @@
                 <w:szCs w:val="16"/>
               </w:rPr>
               <w:t>1</w:t>
+            </w:r>
+          </w:p>
+        </w:tc>
+        <w:tc>
+          <w:tcPr>
+            <w:tcW w:w="992" w:type="dxa"/>
+            <w:tcBorders>
+              <w:bottom w:val="single" w:sz="4" w:space="0" w:color="7F7F7F"/>
+            </w:tcBorders>
+            <w:vAlign w:val="center"/>
+          </w:tcPr>
+          <w:p>
+            <w:pPr>
+              <w:pStyle w:val="Normal"/>
+              <w:spacing w:lineRule="auto" w:line="240" w:before="60" w:after="60"/>
+              <w:jc w:val="end"/>
+              <w:rPr>
+                <w:rFonts w:cs="Arial"/>
+                <w:sz w:val="16"/>
+                <w:szCs w:val="16"/>
+                <w:lang w:val="en-US"/>
+              </w:rPr>
+            </w:pPr>
+            <w:r>
+              <w:rPr>
+                <w:rFonts w:cs="Arial"/>
+                <w:sz w:val="16"/>
+                <w:szCs w:val="16"/>
+                <w:lang w:val="en-US"/>
+              </w:rPr>
             </w:r>
           </w:p>
         </w:tc>
@@ -1777,53 +1899,23 @@
               <w:spacing w:lineRule="auto" w:line="240" w:before="60" w:after="60"/>
               <w:jc w:val="end"/>
               <w:rPr>
-                <w:rFonts w:cs="Arial"/>
-                <w:sz w:val="16"/>
-                <w:szCs w:val="16"/>
-                <w:lang w:val="en-US"/>
-              </w:rPr>
-            </w:pPr>
-            <w:r>
-              <w:rPr>
-                <w:rFonts w:cs="Arial"/>
-                <w:sz w:val="16"/>
-                <w:szCs w:val="16"/>
-                <w:lang w:val="en-US"/>
+                <w:color w:val="000000"/>
+                <w:sz w:val="16"/>
+                <w:szCs w:val="16"/>
+              </w:rPr>
+            </w:pPr>
+            <w:r>
+              <w:rPr>
+                <w:color w:val="000000"/>
+                <w:sz w:val="16"/>
+                <w:szCs w:val="16"/>
               </w:rPr>
             </w:r>
           </w:p>
         </w:tc>
         <w:tc>
           <w:tcPr>
-            <w:tcW w:w="993" w:type="dxa"/>
-            <w:tcBorders>
-              <w:bottom w:val="single" w:sz="4" w:space="0" w:color="7F7F7F"/>
-            </w:tcBorders>
-            <w:vAlign w:val="center"/>
-          </w:tcPr>
-          <w:p>
-            <w:pPr>
-              <w:pStyle w:val="Normal"/>
-              <w:spacing w:lineRule="auto" w:line="240" w:before="60" w:after="60"/>
-              <w:jc w:val="end"/>
-              <w:rPr>
-                <w:color w:val="000000"/>
-                <w:sz w:val="16"/>
-                <w:szCs w:val="16"/>
-              </w:rPr>
-            </w:pPr>
-            <w:r>
-              <w:rPr>
-                <w:color w:val="000000"/>
-                <w:sz w:val="16"/>
-                <w:szCs w:val="16"/>
-              </w:rPr>
-            </w:r>
-          </w:p>
-        </w:tc>
-        <w:tc>
-          <w:tcPr>
-            <w:tcW w:w="1203" w:type="dxa"/>
+            <w:tcW w:w="1204" w:type="dxa"/>
             <w:tcBorders>
               <w:bottom w:val="single" w:sz="4" w:space="0" w:color="7F7F7F"/>
             </w:tcBorders>
@@ -1857,7 +1949,7 @@
         </w:trPr>
         <w:tc>
           <w:tcPr>
-            <w:tcW w:w="5281" w:type="dxa"/>
+            <w:tcW w:w="5280" w:type="dxa"/>
             <w:gridSpan w:val="2"/>
             <w:tcBorders>
               <w:top w:val="single" w:sz="4" w:space="0" w:color="7F7F7F"/>
@@ -1954,7 +2046,7 @@
         </w:tc>
         <w:tc>
           <w:tcPr>
-            <w:tcW w:w="1203" w:type="dxa"/>
+            <w:tcW w:w="1204" w:type="dxa"/>
             <w:tcBorders>
               <w:top w:val="single" w:sz="4" w:space="0" w:color="7F7F7F"/>
               <w:bottom w:val="single" w:sz="4" w:space="0" w:color="7F7F7F"/>
@@ -2108,8 +2200,8 @@
         <w:gridCol w:w="5059"/>
         <w:gridCol w:w="709"/>
         <w:gridCol w:w="993"/>
-        <w:gridCol w:w="991"/>
-        <w:gridCol w:w="1245"/>
+        <w:gridCol w:w="990"/>
+        <w:gridCol w:w="1246"/>
       </w:tblGrid>
       <w:tr>
         <w:trPr>
@@ -2246,7 +2338,7 @@
         </w:tc>
         <w:tc>
           <w:tcPr>
-            <w:tcW w:w="991" w:type="dxa"/>
+            <w:tcW w:w="990" w:type="dxa"/>
             <w:tcBorders>
               <w:top w:val="single" w:sz="4" w:space="0" w:color="000000"/>
               <w:bottom w:val="single" w:sz="4" w:space="0" w:color="000000"/>
@@ -2292,7 +2384,7 @@
         </w:tc>
         <w:tc>
           <w:tcPr>
-            <w:tcW w:w="1245" w:type="dxa"/>
+            <w:tcW w:w="1246" w:type="dxa"/>
             <w:tcBorders>
               <w:top w:val="single" w:sz="4" w:space="0" w:color="000000"/>
               <w:bottom w:val="single" w:sz="4" w:space="0" w:color="000000"/>
@@ -2541,7 +2633,7 @@
         </w:tc>
         <w:tc>
           <w:tcPr>
-            <w:tcW w:w="991" w:type="dxa"/>
+            <w:tcW w:w="990" w:type="dxa"/>
             <w:tcBorders>
               <w:top w:val="single" w:sz="4" w:space="0" w:color="7F7F7F"/>
               <w:bottom w:val="single" w:sz="4" w:space="0" w:color="7F7F7F"/>
@@ -2571,7 +2663,7 @@
         </w:tc>
         <w:tc>
           <w:tcPr>
-            <w:tcW w:w="1245" w:type="dxa"/>
+            <w:tcW w:w="1246" w:type="dxa"/>
             <w:tcBorders>
               <w:top w:val="single" w:sz="4" w:space="0" w:color="7F7F7F"/>
               <w:bottom w:val="single" w:sz="4" w:space="0" w:color="7F7F7F"/>
@@ -2772,7 +2864,7 @@
         </w:tc>
         <w:tc>
           <w:tcPr>
-            <w:tcW w:w="991" w:type="dxa"/>
+            <w:tcW w:w="990" w:type="dxa"/>
             <w:tcBorders>
               <w:bottom w:val="single" w:sz="4" w:space="0" w:color="7F7F7F"/>
             </w:tcBorders>
@@ -2800,7 +2892,7 @@
         </w:tc>
         <w:tc>
           <w:tcPr>
-            <w:tcW w:w="1245" w:type="dxa"/>
+            <w:tcW w:w="1246" w:type="dxa"/>
             <w:tcBorders>
               <w:bottom w:val="single" w:sz="4" w:space="0" w:color="7F7F7F"/>
             </w:tcBorders>
@@ -2898,7 +2990,7 @@
         </w:tc>
         <w:tc>
           <w:tcPr>
-            <w:tcW w:w="991" w:type="dxa"/>
+            <w:tcW w:w="990" w:type="dxa"/>
             <w:tcBorders>
               <w:top w:val="single" w:sz="4" w:space="0" w:color="7F7F7F"/>
               <w:bottom w:val="single" w:sz="4" w:space="0" w:color="7F7F7F"/>
@@ -2931,7 +3023,7 @@
         </w:tc>
         <w:tc>
           <w:tcPr>
-            <w:tcW w:w="1245" w:type="dxa"/>
+            <w:tcW w:w="1246" w:type="dxa"/>
             <w:tcBorders>
               <w:top w:val="single" w:sz="4" w:space="0" w:color="7F7F7F"/>
               <w:bottom w:val="single" w:sz="4" w:space="0" w:color="7F7F7F"/>
@@ -3044,8 +3136,8 @@
     </w:tblPr>
     <w:tblGrid>
       <w:gridCol w:w="3012"/>
-      <w:gridCol w:w="2971"/>
-      <w:gridCol w:w="4082"/>
+      <w:gridCol w:w="2970"/>
+      <w:gridCol w:w="4083"/>
     </w:tblGrid>
     <w:tr>
       <w:trPr>
@@ -3107,7 +3199,7 @@
       </w:tc>
       <w:tc>
         <w:tcPr>
-          <w:tcW w:w="2971" w:type="dxa"/>
+          <w:tcW w:w="2970" w:type="dxa"/>
           <w:tcBorders>
             <w:start w:val="single" w:sz="4" w:space="0" w:color="7F7F7F"/>
             <w:end w:val="single" w:sz="4" w:space="0" w:color="7F7F7F"/>
@@ -3166,7 +3258,7 @@
       </w:tc>
       <w:tc>
         <w:tcPr>
-          <w:tcW w:w="4082" w:type="dxa"/>
+          <w:tcW w:w="4083" w:type="dxa"/>
           <w:tcBorders>
             <w:start w:val="single" w:sz="4" w:space="0" w:color="7F7F7F"/>
           </w:tcBorders>
@@ -3281,7 +3373,7 @@
       </w:tc>
       <w:tc>
         <w:tcPr>
-          <w:tcW w:w="2971" w:type="dxa"/>
+          <w:tcW w:w="2970" w:type="dxa"/>
           <w:tcBorders>
             <w:start w:val="single" w:sz="4" w:space="0" w:color="7F7F7F"/>
             <w:end w:val="single" w:sz="4" w:space="0" w:color="7F7F7F"/>
@@ -3340,7 +3432,7 @@
       </w:tc>
       <w:tc>
         <w:tcPr>
-          <w:tcW w:w="4082" w:type="dxa"/>
+          <w:tcW w:w="4083" w:type="dxa"/>
           <w:tcBorders>
             <w:start w:val="single" w:sz="4" w:space="0" w:color="7F7F7F"/>
           </w:tcBorders>
@@ -3460,7 +3552,7 @@
       </w:tc>
       <w:tc>
         <w:tcPr>
-          <w:tcW w:w="2971" w:type="dxa"/>
+          <w:tcW w:w="2970" w:type="dxa"/>
           <w:tcBorders>
             <w:start w:val="single" w:sz="4" w:space="0" w:color="7F7F7F"/>
             <w:end w:val="single" w:sz="4" w:space="0" w:color="7F7F7F"/>
@@ -3519,7 +3611,7 @@
       </w:tc>
       <w:tc>
         <w:tcPr>
-          <w:tcW w:w="4082" w:type="dxa"/>
+          <w:tcW w:w="4083" w:type="dxa"/>
           <w:tcBorders>
             <w:start w:val="single" w:sz="4" w:space="0" w:color="7F7F7F"/>
           </w:tcBorders>
@@ -3648,7 +3740,7 @@
       </w:tc>
       <w:tc>
         <w:tcPr>
-          <w:tcW w:w="2971" w:type="dxa"/>
+          <w:tcW w:w="2970" w:type="dxa"/>
           <w:tcBorders>
             <w:start w:val="single" w:sz="4" w:space="0" w:color="7F7F7F"/>
             <w:end w:val="single" w:sz="4" w:space="0" w:color="7F7F7F"/>
@@ -3707,7 +3799,7 @@
       </w:tc>
       <w:tc>
         <w:tcPr>
-          <w:tcW w:w="4082" w:type="dxa"/>
+          <w:tcW w:w="4083" w:type="dxa"/>
           <w:tcBorders>
             <w:start w:val="single" w:sz="4" w:space="0" w:color="7F7F7F"/>
           </w:tcBorders>
@@ -3772,8 +3864,8 @@
     </w:tblPr>
     <w:tblGrid>
       <w:gridCol w:w="3012"/>
-      <w:gridCol w:w="2971"/>
-      <w:gridCol w:w="4082"/>
+      <w:gridCol w:w="2970"/>
+      <w:gridCol w:w="4083"/>
     </w:tblGrid>
     <w:tr>
       <w:trPr>
@@ -3835,7 +3927,7 @@
       </w:tc>
       <w:tc>
         <w:tcPr>
-          <w:tcW w:w="2971" w:type="dxa"/>
+          <w:tcW w:w="2970" w:type="dxa"/>
           <w:tcBorders>
             <w:start w:val="single" w:sz="4" w:space="0" w:color="7F7F7F"/>
             <w:end w:val="single" w:sz="4" w:space="0" w:color="7F7F7F"/>
@@ -3894,7 +3986,7 @@
       </w:tc>
       <w:tc>
         <w:tcPr>
-          <w:tcW w:w="4082" w:type="dxa"/>
+          <w:tcW w:w="4083" w:type="dxa"/>
           <w:tcBorders>
             <w:start w:val="single" w:sz="4" w:space="0" w:color="7F7F7F"/>
           </w:tcBorders>
@@ -4009,7 +4101,7 @@
       </w:tc>
       <w:tc>
         <w:tcPr>
-          <w:tcW w:w="2971" w:type="dxa"/>
+          <w:tcW w:w="2970" w:type="dxa"/>
           <w:tcBorders>
             <w:start w:val="single" w:sz="4" w:space="0" w:color="7F7F7F"/>
             <w:end w:val="single" w:sz="4" w:space="0" w:color="7F7F7F"/>
@@ -4068,7 +4160,7 @@
       </w:tc>
       <w:tc>
         <w:tcPr>
-          <w:tcW w:w="4082" w:type="dxa"/>
+          <w:tcW w:w="4083" w:type="dxa"/>
           <w:tcBorders>
             <w:start w:val="single" w:sz="4" w:space="0" w:color="7F7F7F"/>
           </w:tcBorders>
@@ -4188,7 +4280,7 @@
       </w:tc>
       <w:tc>
         <w:tcPr>
-          <w:tcW w:w="2971" w:type="dxa"/>
+          <w:tcW w:w="2970" w:type="dxa"/>
           <w:tcBorders>
             <w:start w:val="single" w:sz="4" w:space="0" w:color="7F7F7F"/>
             <w:end w:val="single" w:sz="4" w:space="0" w:color="7F7F7F"/>
@@ -4247,7 +4339,7 @@
       </w:tc>
       <w:tc>
         <w:tcPr>
-          <w:tcW w:w="4082" w:type="dxa"/>
+          <w:tcW w:w="4083" w:type="dxa"/>
           <w:tcBorders>
             <w:start w:val="single" w:sz="4" w:space="0" w:color="7F7F7F"/>
           </w:tcBorders>
@@ -4376,7 +4468,7 @@
       </w:tc>
       <w:tc>
         <w:tcPr>
-          <w:tcW w:w="2971" w:type="dxa"/>
+          <w:tcW w:w="2970" w:type="dxa"/>
           <w:tcBorders>
             <w:start w:val="single" w:sz="4" w:space="0" w:color="7F7F7F"/>
             <w:end w:val="single" w:sz="4" w:space="0" w:color="7F7F7F"/>
@@ -4435,7 +4527,7 @@
       </w:tc>
       <w:tc>
         <w:tcPr>
-          <w:tcW w:w="4082" w:type="dxa"/>
+          <w:tcW w:w="4083" w:type="dxa"/>
           <w:tcBorders>
             <w:start w:val="single" w:sz="4" w:space="0" w:color="7F7F7F"/>
           </w:tcBorders>
@@ -7050,15 +7142,15 @@
     </w:pPr>
     <w:rPr/>
   </w:style>
-  <w:style w:type="paragraph" w:styleId="FrameContents">
-    <w:name w:val="Frame Contents"/>
+  <w:style w:type="paragraph" w:styleId="FrameContentsuser">
+    <w:name w:val="Frame Contents (user)"/>
     <w:basedOn w:val="Normal"/>
     <w:qFormat/>
     <w:pPr/>
     <w:rPr/>
   </w:style>
-  <w:style w:type="paragraph" w:styleId="FrameContentsuser">
-    <w:name w:val="Frame Contents (user)"/>
+  <w:style w:type="paragraph" w:styleId="FrameContents">
+    <w:name w:val="Frame Contents"/>
     <w:basedOn w:val="Normal"/>
     <w:qFormat/>
     <w:pPr/>

--- a/server/src/templates/offer.docx
+++ b/server/src/templates/offer.docx
@@ -467,7 +467,19 @@
             </w:pPr>
             <w:r>
               <w:rPr/>
-              <w:t>{customerContactPerson}</w:t>
+              <w:t>{</w:t>
+            </w:r>
+            <w:r>
+              <w:rPr/>
+              <w:t>customer.salutation</w:t>
+            </w:r>
+            <w:r>
+              <w:rPr/>
+              <w:t xml:space="preserve">} </w:t>
+            </w:r>
+            <w:r>
+              <w:rPr/>
+              <w:t>{customer.lastName}</w:t>
             </w:r>
           </w:p>
         </w:tc>
@@ -516,7 +528,15 @@
             </w:pPr>
             <w:r>
               <w:rPr/>
-              <w:t>{contactPerson}</w:t>
+              <w:t>{</w:t>
+            </w:r>
+            <w:r>
+              <w:rPr/>
+              <w:t>employee.fullName</w:t>
+            </w:r>
+            <w:r>
+              <w:rPr/>
+              <w:t>}</w:t>
             </w:r>
           </w:p>
           <w:p>
@@ -526,7 +546,15 @@
             </w:pPr>
             <w:r>
               <w:rPr/>
-              <w:t>{contactPhone}</w:t>
+              <w:t>{</w:t>
+            </w:r>
+            <w:r>
+              <w:rPr/>
+              <w:t>employee.phone</w:t>
+            </w:r>
+            <w:r>
+              <w:rPr/>
+              <w:t>}</w:t>
             </w:r>
           </w:p>
           <w:p>
@@ -536,7 +564,15 @@
             </w:pPr>
             <w:r>
               <w:rPr/>
-              <w:t>{contactEmail}</w:t>
+              <w:t>{</w:t>
+            </w:r>
+            <w:r>
+              <w:rPr/>
+              <w:t>employee.email</w:t>
+            </w:r>
+            <w:r>
+              <w:rPr/>
+              <w:t>}</w:t>
             </w:r>
           </w:p>
         </w:tc>
@@ -875,7 +911,15 @@
       </w:r>
       <w:r>
         <w:rPr/>
-        <w:t>},</w:t>
+        <w:t xml:space="preserve">} </w:t>
+      </w:r>
+      <w:r>
+        <w:rPr/>
+        <w:t>{customer.lastName}</w:t>
+      </w:r>
+      <w:r>
+        <w:rPr/>
+        <w:t>,</w:t>
       </w:r>
     </w:p>
     <w:p>
@@ -894,7 +938,15 @@
       </w:pPr>
       <w:r>
         <w:rPr/>
-        <w:t>hiermit senden wir Ihnen wie besprochen unser Angebot zur Einrichtung einer SaaS-Backup Lösung für Ihre {products} Umgebung:</w:t>
+        <w:t>hiermit senden wir Ihnen wie besprochen unser Angebot zur Einrichtung einer SaaS-Backup Lösung für Ihre {products.</w:t>
+      </w:r>
+      <w:r>
+        <w:rPr/>
+        <w:t>names</w:t>
+      </w:r>
+      <w:r>
+        <w:rPr/>
+        <w:t>} Umgebung:</w:t>
       </w:r>
     </w:p>
     <w:p>
@@ -913,86 +965,131 @@
       </w:pPr>
       <w:r>
         <w:rPr/>
-        <w:t>{#positions}</w:t>
+        <w:t>{#products.hasOptionals}</w:t>
       </w:r>
     </w:p>
     <w:p>
       <w:pPr>
         <w:pStyle w:val="dignumStandardvor0nach0"/>
-        <w:rPr>
-          <w:lang w:val="zxx" w:eastAsia="zxx" w:bidi="zxx"/>
-        </w:rPr>
-      </w:pPr>
-      <w:r>
-        <w:rPr>
-          <w:lang w:val="zxx" w:eastAsia="zxx" w:bidi="zxx"/>
-        </w:rPr>
-        <w:t>{productName} {contractName} {duration} {quantity} {pricePerUnit} {price12} {price36} {totalPrice}</w:t>
+        <w:rPr/>
+      </w:pPr>
+      <w:r>
+        <w:rPr/>
+        <w:t>{#products.positions}</w:t>
       </w:r>
     </w:p>
     <w:p>
       <w:pPr>
         <w:pStyle w:val="dignumStandardvor0nach0"/>
-        <w:rPr/>
-      </w:pPr>
-      <w:r>
-        <w:rPr/>
-        <w:t>{/positions}</w:t>
+        <w:numPr>
+          <w:ilvl w:val="0"/>
+          <w:numId w:val="7"/>
+        </w:numPr>
+        <w:rPr>
+          <w:b/>
+          <w:bCs/>
+        </w:rPr>
+      </w:pPr>
+      <w:r>
+        <w:rPr>
+          <w:b/>
+          <w:bCs/>
+        </w:rPr>
+        <w:t>Keepit für {name}</w:t>
       </w:r>
     </w:p>
     <w:p>
       <w:pPr>
         <w:pStyle w:val="dignumStandardvor0nach0"/>
+        <w:numPr>
+          <w:ilvl w:val="0"/>
+          <w:numId w:val="8"/>
+        </w:numPr>
         <w:rPr>
-          <w:rFonts w:ascii="JetBrains Mono;Menlo;Monaco;Courier New;monospace;Menlo;Monaco;Courier New;monospace" w:hAnsi="JetBrains Mono;Menlo;Monaco;Courier New;monospace;Menlo;Monaco;Courier New;monospace"/>
           <w:b w:val="false"/>
-          <w:color w:val="0070C1"/>
-          <w:sz w:val="23"/>
-          <w:shd w:fill="FFFFFF" w:val="clear"/>
+          <w:bCs w:val="false"/>
         </w:rPr>
       </w:pPr>
       <w:r>
         <w:rPr>
-          <w:rFonts w:ascii="JetBrains Mono;Menlo;Monaco;Courier New;monospace;Menlo;Monaco;Courier New;monospace" w:hAnsi="JetBrains Mono;Menlo;Monaco;Courier New;monospace;Menlo;Monaco;Courier New;monospace"/>
           <w:b w:val="false"/>
-          <w:color w:val="0070C1"/>
-          <w:sz w:val="23"/>
-          <w:shd w:fill="FFFFFF" w:val="clear"/>
+          <w:bCs w:val="false"/>
         </w:rPr>
+        <w:t xml:space="preserve">Im Vertrag: </w:t>
+      </w:r>
+      <w:r>
+        <w:rPr>
+          <w:b/>
+          <w:bCs/>
+        </w:rPr>
+        <w:t>„{contract.name}“</w:t>
       </w:r>
     </w:p>
     <w:p>
       <w:pPr>
         <w:pStyle w:val="dignumStandardvor0nach0"/>
-        <w:rPr/>
-      </w:pPr>
-      <w:r>
-        <w:rPr/>
-        <w:t>{#positions}</w:t>
+        <w:numPr>
+          <w:ilvl w:val="1"/>
+          <w:numId w:val="8"/>
+        </w:numPr>
+        <w:rPr>
+          <w:b/>
+          <w:bCs/>
+        </w:rPr>
+      </w:pPr>
+      <w:r>
+        <w:rPr>
+          <w:b/>
+          <w:bCs/>
+        </w:rPr>
+        <w:t>Datenaufbewahrung / max. Retention: unlimitiert</w:t>
       </w:r>
     </w:p>
     <w:p>
       <w:pPr>
         <w:pStyle w:val="dignumStandardvor0nach0"/>
-        <w:rPr/>
-      </w:pPr>
-      <w:r>
-        <w:rPr/>
-        <w:t>{label} Keepit für {productName}</w:t>
+        <w:numPr>
+          <w:ilvl w:val="0"/>
+          <w:numId w:val="8"/>
+        </w:numPr>
+        <w:rPr>
+          <w:b/>
+          <w:bCs/>
+        </w:rPr>
+      </w:pPr>
+      <w:r>
+        <w:rPr>
+          <w:b w:val="false"/>
+          <w:bCs w:val="false"/>
+        </w:rPr>
+        <w:t>Vertragslaufzeit:</w:t>
+      </w:r>
+      <w:r>
+        <w:rPr>
+          <w:b/>
+          <w:bCs/>
+        </w:rPr>
+        <w:t xml:space="preserve"> {duration}</w:t>
       </w:r>
     </w:p>
     <w:p>
       <w:pPr>
         <w:pStyle w:val="dignumStandardvor0nach0"/>
-        <w:rPr/>
-      </w:pPr>
-      <w:r>
-        <w:rPr/>
-        <w:t xml:space="preserve">  </w:t>
-      </w:r>
-      <w:r>
-        <w:rPr/>
-        <w:t>Im Vertrag „{contractName}"</w:t>
+        <w:numPr>
+          <w:ilvl w:val="0"/>
+          <w:numId w:val="8"/>
+        </w:numPr>
+        <w:rPr>
+          <w:b w:val="false"/>
+          <w:bCs w:val="false"/>
+        </w:rPr>
+      </w:pPr>
+      <w:r>
+        <w:rPr>
+          <w:b w:val="false"/>
+          <w:bCs w:val="false"/>
+        </w:rPr>
+        <w:t>Zahlungsweise: im Voraus</w:t>
       </w:r>
     </w:p>
     <w:p>
@@ -1002,11 +1099,6 @@
       </w:pPr>
       <w:r>
         <w:rPr/>
-        <w:t xml:space="preserve">    </w:t>
-      </w:r>
-      <w:r>
-        <w:rPr/>
-        <w:t>{#features}{.}{/features}</w:t>
       </w:r>
     </w:p>
     <w:p>
@@ -1016,11 +1108,7 @@
       </w:pPr>
       <w:r>
         <w:rPr/>
-        <w:t xml:space="preserve">  </w:t>
-      </w:r>
-      <w:r>
-        <w:rPr/>
-        <w:t>Vertragslaufzeit: {duration} Monate</w:t>
+        <w:t>{/products.positions}</w:t>
       </w:r>
     </w:p>
     <w:p>
@@ -1030,21 +1118,7 @@
       </w:pPr>
       <w:r>
         <w:rPr/>
-        <w:t xml:space="preserve">  </w:t>
-      </w:r>
-      <w:r>
-        <w:rPr/>
-        <w:t>Zahlungsweise: im Voraus</w:t>
-      </w:r>
-    </w:p>
-    <w:p>
-      <w:pPr>
-        <w:pStyle w:val="dignumStandardvor0nach0"/>
-        <w:rPr/>
-      </w:pPr>
-      <w:r>
-        <w:rPr/>
-        <w:t>{/positions}</w:t>
+        <w:t>{/products.hasOptionals}</w:t>
       </w:r>
     </w:p>
     <w:p>
@@ -5801,6 +5875,262 @@
       <w:rPr/>
     </w:lvl>
   </w:abstractNum>
+  <w:abstractNum w:abstractNumId="7">
+    <w:lvl w:ilvl="0">
+      <w:start w:val="1"/>
+      <w:numFmt w:val="upperLetter"/>
+      <w:lvlText w:val="%1)"/>
+      <w:lvlJc w:val="start"/>
+      <w:pPr>
+        <w:tabs>
+          <w:tab w:val="num" w:pos="720"/>
+        </w:tabs>
+        <w:ind w:start="720" w:hanging="360"/>
+      </w:pPr>
+      <w:rPr/>
+    </w:lvl>
+    <w:lvl w:ilvl="1">
+      <w:start w:val="1"/>
+      <w:numFmt w:val="upperLetter"/>
+      <w:lvlText w:val="%2)"/>
+      <w:lvlJc w:val="start"/>
+      <w:pPr>
+        <w:tabs>
+          <w:tab w:val="num" w:pos="1080"/>
+        </w:tabs>
+        <w:ind w:start="1080" w:hanging="360"/>
+      </w:pPr>
+      <w:rPr/>
+    </w:lvl>
+    <w:lvl w:ilvl="2">
+      <w:start w:val="1"/>
+      <w:numFmt w:val="upperLetter"/>
+      <w:lvlText w:val="%3)"/>
+      <w:lvlJc w:val="start"/>
+      <w:pPr>
+        <w:tabs>
+          <w:tab w:val="num" w:pos="1440"/>
+        </w:tabs>
+        <w:ind w:start="1440" w:hanging="360"/>
+      </w:pPr>
+      <w:rPr/>
+    </w:lvl>
+    <w:lvl w:ilvl="3">
+      <w:start w:val="1"/>
+      <w:numFmt w:val="upperLetter"/>
+      <w:lvlText w:val="%4)"/>
+      <w:lvlJc w:val="start"/>
+      <w:pPr>
+        <w:tabs>
+          <w:tab w:val="num" w:pos="1800"/>
+        </w:tabs>
+        <w:ind w:start="1800" w:hanging="360"/>
+      </w:pPr>
+      <w:rPr/>
+    </w:lvl>
+    <w:lvl w:ilvl="4">
+      <w:start w:val="1"/>
+      <w:numFmt w:val="upperLetter"/>
+      <w:lvlText w:val="%5)"/>
+      <w:lvlJc w:val="start"/>
+      <w:pPr>
+        <w:tabs>
+          <w:tab w:val="num" w:pos="2160"/>
+        </w:tabs>
+        <w:ind w:start="2160" w:hanging="360"/>
+      </w:pPr>
+      <w:rPr/>
+    </w:lvl>
+    <w:lvl w:ilvl="5">
+      <w:start w:val="1"/>
+      <w:numFmt w:val="upperLetter"/>
+      <w:lvlText w:val="%6)"/>
+      <w:lvlJc w:val="start"/>
+      <w:pPr>
+        <w:tabs>
+          <w:tab w:val="num" w:pos="2520"/>
+        </w:tabs>
+        <w:ind w:start="2520" w:hanging="360"/>
+      </w:pPr>
+      <w:rPr/>
+    </w:lvl>
+    <w:lvl w:ilvl="6">
+      <w:start w:val="1"/>
+      <w:numFmt w:val="upperLetter"/>
+      <w:lvlText w:val="%7)"/>
+      <w:lvlJc w:val="start"/>
+      <w:pPr>
+        <w:tabs>
+          <w:tab w:val="num" w:pos="2880"/>
+        </w:tabs>
+        <w:ind w:start="2880" w:hanging="360"/>
+      </w:pPr>
+      <w:rPr/>
+    </w:lvl>
+    <w:lvl w:ilvl="7">
+      <w:start w:val="1"/>
+      <w:numFmt w:val="upperLetter"/>
+      <w:lvlText w:val="%8)"/>
+      <w:lvlJc w:val="start"/>
+      <w:pPr>
+        <w:tabs>
+          <w:tab w:val="num" w:pos="3240"/>
+        </w:tabs>
+        <w:ind w:start="3240" w:hanging="360"/>
+      </w:pPr>
+      <w:rPr/>
+    </w:lvl>
+    <w:lvl w:ilvl="8">
+      <w:start w:val="1"/>
+      <w:numFmt w:val="upperLetter"/>
+      <w:lvlText w:val="%9)"/>
+      <w:lvlJc w:val="start"/>
+      <w:pPr>
+        <w:tabs>
+          <w:tab w:val="num" w:pos="3600"/>
+        </w:tabs>
+        <w:ind w:start="3600" w:hanging="360"/>
+      </w:pPr>
+      <w:rPr/>
+    </w:lvl>
+  </w:abstractNum>
+  <w:abstractNum w:abstractNumId="8">
+    <w:lvl w:ilvl="0">
+      <w:start w:val="1"/>
+      <w:numFmt w:val="bullet"/>
+      <w:lvlText w:val=""/>
+      <w:lvlJc w:val="start"/>
+      <w:pPr>
+        <w:tabs>
+          <w:tab w:val="num" w:pos="1429"/>
+        </w:tabs>
+        <w:ind w:start="1429" w:hanging="360"/>
+      </w:pPr>
+      <w:rPr>
+        <w:rFonts w:ascii="Symbol" w:hAnsi="Symbol" w:cs="Symbol" w:hint="default"/>
+      </w:rPr>
+    </w:lvl>
+    <w:lvl w:ilvl="1">
+      <w:start w:val="1"/>
+      <w:numFmt w:val="bullet"/>
+      <w:lvlText w:val="◦"/>
+      <w:lvlJc w:val="start"/>
+      <w:pPr>
+        <w:tabs>
+          <w:tab w:val="num" w:pos="1789"/>
+        </w:tabs>
+        <w:ind w:start="1789" w:hanging="360"/>
+      </w:pPr>
+      <w:rPr>
+        <w:rFonts w:ascii="OpenSymbol" w:hAnsi="OpenSymbol" w:cs="OpenSymbol" w:hint="default"/>
+      </w:rPr>
+    </w:lvl>
+    <w:lvl w:ilvl="2">
+      <w:start w:val="1"/>
+      <w:numFmt w:val="bullet"/>
+      <w:lvlText w:val="▪"/>
+      <w:lvlJc w:val="start"/>
+      <w:pPr>
+        <w:tabs>
+          <w:tab w:val="num" w:pos="2149"/>
+        </w:tabs>
+        <w:ind w:start="2149" w:hanging="360"/>
+      </w:pPr>
+      <w:rPr>
+        <w:rFonts w:ascii="OpenSymbol" w:hAnsi="OpenSymbol" w:cs="OpenSymbol" w:hint="default"/>
+      </w:rPr>
+    </w:lvl>
+    <w:lvl w:ilvl="3">
+      <w:start w:val="1"/>
+      <w:numFmt w:val="bullet"/>
+      <w:lvlText w:val=""/>
+      <w:lvlJc w:val="start"/>
+      <w:pPr>
+        <w:tabs>
+          <w:tab w:val="num" w:pos="2509"/>
+        </w:tabs>
+        <w:ind w:start="2509" w:hanging="360"/>
+      </w:pPr>
+      <w:rPr>
+        <w:rFonts w:ascii="Symbol" w:hAnsi="Symbol" w:cs="Symbol" w:hint="default"/>
+      </w:rPr>
+    </w:lvl>
+    <w:lvl w:ilvl="4">
+      <w:start w:val="1"/>
+      <w:numFmt w:val="bullet"/>
+      <w:lvlText w:val="◦"/>
+      <w:lvlJc w:val="start"/>
+      <w:pPr>
+        <w:tabs>
+          <w:tab w:val="num" w:pos="2869"/>
+        </w:tabs>
+        <w:ind w:start="2869" w:hanging="360"/>
+      </w:pPr>
+      <w:rPr>
+        <w:rFonts w:ascii="OpenSymbol" w:hAnsi="OpenSymbol" w:cs="OpenSymbol" w:hint="default"/>
+      </w:rPr>
+    </w:lvl>
+    <w:lvl w:ilvl="5">
+      <w:start w:val="1"/>
+      <w:numFmt w:val="bullet"/>
+      <w:lvlText w:val="▪"/>
+      <w:lvlJc w:val="start"/>
+      <w:pPr>
+        <w:tabs>
+          <w:tab w:val="num" w:pos="3229"/>
+        </w:tabs>
+        <w:ind w:start="3229" w:hanging="360"/>
+      </w:pPr>
+      <w:rPr>
+        <w:rFonts w:ascii="OpenSymbol" w:hAnsi="OpenSymbol" w:cs="OpenSymbol" w:hint="default"/>
+      </w:rPr>
+    </w:lvl>
+    <w:lvl w:ilvl="6">
+      <w:start w:val="1"/>
+      <w:numFmt w:val="bullet"/>
+      <w:lvlText w:val=""/>
+      <w:lvlJc w:val="start"/>
+      <w:pPr>
+        <w:tabs>
+          <w:tab w:val="num" w:pos="3589"/>
+        </w:tabs>
+        <w:ind w:start="3589" w:hanging="360"/>
+      </w:pPr>
+      <w:rPr>
+        <w:rFonts w:ascii="Symbol" w:hAnsi="Symbol" w:cs="Symbol" w:hint="default"/>
+      </w:rPr>
+    </w:lvl>
+    <w:lvl w:ilvl="7">
+      <w:start w:val="1"/>
+      <w:numFmt w:val="bullet"/>
+      <w:lvlText w:val="◦"/>
+      <w:lvlJc w:val="start"/>
+      <w:pPr>
+        <w:tabs>
+          <w:tab w:val="num" w:pos="3949"/>
+        </w:tabs>
+        <w:ind w:start="3949" w:hanging="360"/>
+      </w:pPr>
+      <w:rPr>
+        <w:rFonts w:ascii="OpenSymbol" w:hAnsi="OpenSymbol" w:cs="OpenSymbol" w:hint="default"/>
+      </w:rPr>
+    </w:lvl>
+    <w:lvl w:ilvl="8">
+      <w:start w:val="1"/>
+      <w:numFmt w:val="bullet"/>
+      <w:lvlText w:val="▪"/>
+      <w:lvlJc w:val="start"/>
+      <w:pPr>
+        <w:tabs>
+          <w:tab w:val="num" w:pos="4309"/>
+        </w:tabs>
+        <w:ind w:start="4309" w:hanging="360"/>
+      </w:pPr>
+      <w:rPr>
+        <w:rFonts w:ascii="OpenSymbol" w:hAnsi="OpenSymbol" w:cs="OpenSymbol" w:hint="default"/>
+      </w:rPr>
+    </w:lvl>
+  </w:abstractNum>
   <w:num w:numId="1">
     <w:abstractNumId w:val="1"/>
   </w:num>
@@ -5818,6 +6148,12 @@
   </w:num>
   <w:num w:numId="6">
     <w:abstractNumId w:val="6"/>
+  </w:num>
+  <w:num w:numId="7">
+    <w:abstractNumId w:val="7"/>
+  </w:num>
+  <w:num w:numId="8">
+    <w:abstractNumId w:val="8"/>
   </w:num>
 </w:numbering>
 </file>
@@ -6594,6 +6930,13 @@
     <w:qFormat/>
     <w:rPr/>
   </w:style>
+  <w:style w:type="character" w:styleId="Bullets">
+    <w:name w:val="Bullets"/>
+    <w:qFormat/>
+    <w:rPr>
+      <w:rFonts w:ascii="OpenSymbol" w:hAnsi="OpenSymbol" w:eastAsia="OpenSymbol" w:cs="OpenSymbol"/>
+    </w:rPr>
+  </w:style>
   <w:style w:type="paragraph" w:styleId="Heading">
     <w:name w:val="Heading"/>
     <w:basedOn w:val="Normal"/>

--- a/server/src/templates/offer.docx
+++ b/server/src/templates/offer.docx
@@ -486,7 +486,7 @@
       </w:tr>
       <w:tr>
         <w:trPr>
-          <w:trHeight w:val="926" w:hRule="atLeast"/>
+          <w:trHeight w:val="973" w:hRule="atLeast"/>
         </w:trPr>
         <w:tc>
           <w:tcPr>
@@ -1033,16 +1033,56 @@
           <w:numId w:val="8"/>
         </w:numPr>
         <w:rPr>
-          <w:b/>
-          <w:bCs/>
+          <w:b w:val="false"/>
+          <w:bCs w:val="false"/>
         </w:rPr>
       </w:pPr>
       <w:r>
         <w:rPr>
-          <w:b/>
-          <w:bCs/>
+          <w:b w:val="false"/>
+          <w:bCs w:val="false"/>
         </w:rPr>
-        <w:t>Datenaufbewahrung / max. Retention: unlimitiert</w:t>
+        <w:t>{#contract.features}</w:t>
+      </w:r>
+    </w:p>
+    <w:p>
+      <w:pPr>
+        <w:pStyle w:val="dignumStandardvor0nach0"/>
+        <w:numPr>
+          <w:ilvl w:val="1"/>
+          <w:numId w:val="8"/>
+        </w:numPr>
+        <w:rPr>
+          <w:b w:val="false"/>
+          <w:bCs w:val="false"/>
+        </w:rPr>
+      </w:pPr>
+      <w:r>
+        <w:rPr>
+          <w:b w:val="false"/>
+          <w:bCs w:val="false"/>
+        </w:rPr>
+        <w:t>{.}</w:t>
+      </w:r>
+    </w:p>
+    <w:p>
+      <w:pPr>
+        <w:pStyle w:val="dignumStandardvor0nach0"/>
+        <w:numPr>
+          <w:ilvl w:val="1"/>
+          <w:numId w:val="8"/>
+        </w:numPr>
+        <w:rPr>
+          <w:b w:val="false"/>
+          <w:bCs w:val="false"/>
+        </w:rPr>
+      </w:pPr>
+      <w:r>
+        <w:rPr>
+          <w:b w:val="false"/>
+          <w:bCs w:val="false"/>
+        </w:rPr>
+        <w:t>{/contract.features}</w:t>
       </w:r>
     </w:p>
     <w:p>

--- a/server/src/templates/offer.docx
+++ b/server/src/templates/offer.docx
@@ -903,7 +903,15 @@
       </w:pPr>
       <w:r>
         <w:rPr/>
-        <w:t>Sehr geehrter {</w:t>
+        <w:t>Sehr geehrte</w:t>
+      </w:r>
+      <w:r>
+        <w:rPr/>
+        <w:t>(r)</w:t>
+      </w:r>
+      <w:r>
+        <w:rPr/>
+        <w:t xml:space="preserve"> {</w:t>
       </w:r>
       <w:r>
         <w:rPr/>
@@ -965,17 +973,38 @@
       </w:pPr>
       <w:r>
         <w:rPr/>
-        <w:t>{#products.hasOptionals}</w:t>
+        <w:t>{#positions}</w:t>
       </w:r>
     </w:p>
     <w:p>
       <w:pPr>
         <w:pStyle w:val="dignumStandardvor0nach0"/>
-        <w:rPr/>
-      </w:pPr>
-      <w:r>
-        <w:rPr/>
-        <w:t>{#products.positions}</w:t>
+        <w:jc w:val="start"/>
+        <w:rPr>
+          <w:b/>
+          <w:bCs/>
+        </w:rPr>
+      </w:pPr>
+      <w:r>
+        <w:rPr>
+          <w:b/>
+          <w:bCs/>
+        </w:rPr>
+        <w:t>Keepit für {</w:t>
+      </w:r>
+      <w:r>
+        <w:rPr>
+          <w:b/>
+          <w:bCs/>
+        </w:rPr>
+        <w:t>products</w:t>
+      </w:r>
+      <w:r>
+        <w:rPr>
+          <w:b/>
+          <w:bCs/>
+        </w:rPr>
+        <w:t>}</w:t>
       </w:r>
     </w:p>
     <w:p>
@@ -985,26 +1014,7 @@
           <w:ilvl w:val="0"/>
           <w:numId w:val="7"/>
         </w:numPr>
-        <w:rPr>
-          <w:b/>
-          <w:bCs/>
-        </w:rPr>
-      </w:pPr>
-      <w:r>
-        <w:rPr>
-          <w:b/>
-          <w:bCs/>
-        </w:rPr>
-        <w:t>Keepit für {name}</w:t>
-      </w:r>
-    </w:p>
-    <w:p>
-      <w:pPr>
-        <w:pStyle w:val="dignumStandardvor0nach0"/>
-        <w:numPr>
-          <w:ilvl w:val="0"/>
-          <w:numId w:val="8"/>
-        </w:numPr>
+        <w:jc w:val="start"/>
         <w:rPr>
           <w:b w:val="false"/>
           <w:bCs w:val="false"/>
@@ -1032,6 +1042,7 @@
           <w:ilvl w:val="1"/>
           <w:numId w:val="8"/>
         </w:numPr>
+        <w:jc w:val="start"/>
         <w:rPr>
           <w:b w:val="false"/>
           <w:bCs w:val="false"/>
@@ -1052,6 +1063,7 @@
           <w:ilvl w:val="1"/>
           <w:numId w:val="8"/>
         </w:numPr>
+        <w:jc w:val="start"/>
         <w:rPr>
           <w:b w:val="false"/>
           <w:bCs w:val="false"/>
@@ -1072,6 +1084,7 @@
           <w:ilvl w:val="1"/>
           <w:numId w:val="8"/>
         </w:numPr>
+        <w:jc w:val="start"/>
         <w:rPr>
           <w:b w:val="false"/>
           <w:bCs w:val="false"/>
@@ -1090,8 +1103,9 @@
         <w:pStyle w:val="dignumStandardvor0nach0"/>
         <w:numPr>
           <w:ilvl w:val="0"/>
-          <w:numId w:val="8"/>
+          <w:numId w:val="7"/>
         </w:numPr>
+        <w:jc w:val="start"/>
         <w:rPr>
           <w:b/>
           <w:bCs/>
@@ -1109,7 +1123,14 @@
           <w:b/>
           <w:bCs/>
         </w:rPr>
-        <w:t xml:space="preserve"> {duration}</w:t>
+        <w:t xml:space="preserve"> {duration} </w:t>
+      </w:r>
+      <w:r>
+        <w:rPr>
+          <w:b/>
+          <w:bCs/>
+        </w:rPr>
+        <w:t>Jahr(e)</w:t>
       </w:r>
     </w:p>
     <w:p>
@@ -1117,12 +1138,10 @@
         <w:pStyle w:val="dignumStandardvor0nach0"/>
         <w:numPr>
           <w:ilvl w:val="0"/>
-          <w:numId w:val="8"/>
+          <w:numId w:val="7"/>
         </w:numPr>
-        <w:rPr>
-          <w:b w:val="false"/>
-          <w:bCs w:val="false"/>
-        </w:rPr>
+        <w:jc w:val="start"/>
+        <w:rPr/>
       </w:pPr>
       <w:r>
         <w:rPr>
@@ -1139,6 +1158,7 @@
       </w:pPr>
       <w:r>
         <w:rPr/>
+        <w:t>{/positions}</w:t>
       </w:r>
     </w:p>
     <w:p>
@@ -1148,17 +1168,6 @@
       </w:pPr>
       <w:r>
         <w:rPr/>
-        <w:t>{/products.positions}</w:t>
-      </w:r>
-    </w:p>
-    <w:p>
-      <w:pPr>
-        <w:pStyle w:val="dignumStandardvor0nach0"/>
-        <w:rPr/>
-      </w:pPr>
-      <w:r>
-        <w:rPr/>
-        <w:t>{/products.hasOptionals}</w:t>
       </w:r>
     </w:p>
     <w:p>
@@ -5918,133 +5927,14 @@
   <w:abstractNum w:abstractNumId="7">
     <w:lvl w:ilvl="0">
       <w:start w:val="1"/>
-      <w:numFmt w:val="upperLetter"/>
-      <w:lvlText w:val="%1)"/>
+      <w:numFmt w:val="bullet"/>
+      <w:lvlText w:val=""/>
       <w:lvlJc w:val="start"/>
       <w:pPr>
         <w:tabs>
           <w:tab w:val="num" w:pos="720"/>
         </w:tabs>
         <w:ind w:start="720" w:hanging="360"/>
-      </w:pPr>
-      <w:rPr/>
-    </w:lvl>
-    <w:lvl w:ilvl="1">
-      <w:start w:val="1"/>
-      <w:numFmt w:val="upperLetter"/>
-      <w:lvlText w:val="%2)"/>
-      <w:lvlJc w:val="start"/>
-      <w:pPr>
-        <w:tabs>
-          <w:tab w:val="num" w:pos="1080"/>
-        </w:tabs>
-        <w:ind w:start="1080" w:hanging="360"/>
-      </w:pPr>
-      <w:rPr/>
-    </w:lvl>
-    <w:lvl w:ilvl="2">
-      <w:start w:val="1"/>
-      <w:numFmt w:val="upperLetter"/>
-      <w:lvlText w:val="%3)"/>
-      <w:lvlJc w:val="start"/>
-      <w:pPr>
-        <w:tabs>
-          <w:tab w:val="num" w:pos="1440"/>
-        </w:tabs>
-        <w:ind w:start="1440" w:hanging="360"/>
-      </w:pPr>
-      <w:rPr/>
-    </w:lvl>
-    <w:lvl w:ilvl="3">
-      <w:start w:val="1"/>
-      <w:numFmt w:val="upperLetter"/>
-      <w:lvlText w:val="%4)"/>
-      <w:lvlJc w:val="start"/>
-      <w:pPr>
-        <w:tabs>
-          <w:tab w:val="num" w:pos="1800"/>
-        </w:tabs>
-        <w:ind w:start="1800" w:hanging="360"/>
-      </w:pPr>
-      <w:rPr/>
-    </w:lvl>
-    <w:lvl w:ilvl="4">
-      <w:start w:val="1"/>
-      <w:numFmt w:val="upperLetter"/>
-      <w:lvlText w:val="%5)"/>
-      <w:lvlJc w:val="start"/>
-      <w:pPr>
-        <w:tabs>
-          <w:tab w:val="num" w:pos="2160"/>
-        </w:tabs>
-        <w:ind w:start="2160" w:hanging="360"/>
-      </w:pPr>
-      <w:rPr/>
-    </w:lvl>
-    <w:lvl w:ilvl="5">
-      <w:start w:val="1"/>
-      <w:numFmt w:val="upperLetter"/>
-      <w:lvlText w:val="%6)"/>
-      <w:lvlJc w:val="start"/>
-      <w:pPr>
-        <w:tabs>
-          <w:tab w:val="num" w:pos="2520"/>
-        </w:tabs>
-        <w:ind w:start="2520" w:hanging="360"/>
-      </w:pPr>
-      <w:rPr/>
-    </w:lvl>
-    <w:lvl w:ilvl="6">
-      <w:start w:val="1"/>
-      <w:numFmt w:val="upperLetter"/>
-      <w:lvlText w:val="%7)"/>
-      <w:lvlJc w:val="start"/>
-      <w:pPr>
-        <w:tabs>
-          <w:tab w:val="num" w:pos="2880"/>
-        </w:tabs>
-        <w:ind w:start="2880" w:hanging="360"/>
-      </w:pPr>
-      <w:rPr/>
-    </w:lvl>
-    <w:lvl w:ilvl="7">
-      <w:start w:val="1"/>
-      <w:numFmt w:val="upperLetter"/>
-      <w:lvlText w:val="%8)"/>
-      <w:lvlJc w:val="start"/>
-      <w:pPr>
-        <w:tabs>
-          <w:tab w:val="num" w:pos="3240"/>
-        </w:tabs>
-        <w:ind w:start="3240" w:hanging="360"/>
-      </w:pPr>
-      <w:rPr/>
-    </w:lvl>
-    <w:lvl w:ilvl="8">
-      <w:start w:val="1"/>
-      <w:numFmt w:val="upperLetter"/>
-      <w:lvlText w:val="%9)"/>
-      <w:lvlJc w:val="start"/>
-      <w:pPr>
-        <w:tabs>
-          <w:tab w:val="num" w:pos="3600"/>
-        </w:tabs>
-        <w:ind w:start="3600" w:hanging="360"/>
-      </w:pPr>
-      <w:rPr/>
-    </w:lvl>
-  </w:abstractNum>
-  <w:abstractNum w:abstractNumId="8">
-    <w:lvl w:ilvl="0">
-      <w:start w:val="1"/>
-      <w:numFmt w:val="bullet"/>
-      <w:lvlText w:val=""/>
-      <w:lvlJc w:val="start"/>
-      <w:pPr>
-        <w:tabs>
-          <w:tab w:val="num" w:pos="1429"/>
-        </w:tabs>
-        <w:ind w:start="1429" w:hanging="360"/>
       </w:pPr>
       <w:rPr>
         <w:rFonts w:ascii="Symbol" w:hAnsi="Symbol" w:cs="Symbol" w:hint="default"/>
@@ -6057,9 +5947,9 @@
       <w:lvlJc w:val="start"/>
       <w:pPr>
         <w:tabs>
-          <w:tab w:val="num" w:pos="1789"/>
+          <w:tab w:val="num" w:pos="1080"/>
         </w:tabs>
-        <w:ind w:start="1789" w:hanging="360"/>
+        <w:ind w:start="1080" w:hanging="360"/>
       </w:pPr>
       <w:rPr>
         <w:rFonts w:ascii="OpenSymbol" w:hAnsi="OpenSymbol" w:cs="OpenSymbol" w:hint="default"/>
@@ -6072,9 +5962,9 @@
       <w:lvlJc w:val="start"/>
       <w:pPr>
         <w:tabs>
-          <w:tab w:val="num" w:pos="2149"/>
+          <w:tab w:val="num" w:pos="1440"/>
         </w:tabs>
-        <w:ind w:start="2149" w:hanging="360"/>
+        <w:ind w:start="1440" w:hanging="360"/>
       </w:pPr>
       <w:rPr>
         <w:rFonts w:ascii="OpenSymbol" w:hAnsi="OpenSymbol" w:cs="OpenSymbol" w:hint="default"/>
@@ -6087,9 +5977,9 @@
       <w:lvlJc w:val="start"/>
       <w:pPr>
         <w:tabs>
-          <w:tab w:val="num" w:pos="2509"/>
+          <w:tab w:val="num" w:pos="1800"/>
         </w:tabs>
-        <w:ind w:start="2509" w:hanging="360"/>
+        <w:ind w:start="1800" w:hanging="360"/>
       </w:pPr>
       <w:rPr>
         <w:rFonts w:ascii="Symbol" w:hAnsi="Symbol" w:cs="Symbol" w:hint="default"/>
@@ -6102,9 +5992,9 @@
       <w:lvlJc w:val="start"/>
       <w:pPr>
         <w:tabs>
-          <w:tab w:val="num" w:pos="2869"/>
+          <w:tab w:val="num" w:pos="2160"/>
         </w:tabs>
-        <w:ind w:start="2869" w:hanging="360"/>
+        <w:ind w:start="2160" w:hanging="360"/>
       </w:pPr>
       <w:rPr>
         <w:rFonts w:ascii="OpenSymbol" w:hAnsi="OpenSymbol" w:cs="OpenSymbol" w:hint="default"/>
@@ -6117,9 +6007,9 @@
       <w:lvlJc w:val="start"/>
       <w:pPr>
         <w:tabs>
-          <w:tab w:val="num" w:pos="3229"/>
+          <w:tab w:val="num" w:pos="2520"/>
         </w:tabs>
-        <w:ind w:start="3229" w:hanging="360"/>
+        <w:ind w:start="2520" w:hanging="360"/>
       </w:pPr>
       <w:rPr>
         <w:rFonts w:ascii="OpenSymbol" w:hAnsi="OpenSymbol" w:cs="OpenSymbol" w:hint="default"/>
@@ -6132,9 +6022,9 @@
       <w:lvlJc w:val="start"/>
       <w:pPr>
         <w:tabs>
-          <w:tab w:val="num" w:pos="3589"/>
+          <w:tab w:val="num" w:pos="2880"/>
         </w:tabs>
-        <w:ind w:start="3589" w:hanging="360"/>
+        <w:ind w:start="2880" w:hanging="360"/>
       </w:pPr>
       <w:rPr>
         <w:rFonts w:ascii="Symbol" w:hAnsi="Symbol" w:cs="Symbol" w:hint="default"/>
@@ -6147,9 +6037,9 @@
       <w:lvlJc w:val="start"/>
       <w:pPr>
         <w:tabs>
-          <w:tab w:val="num" w:pos="3949"/>
+          <w:tab w:val="num" w:pos="3240"/>
         </w:tabs>
-        <w:ind w:start="3949" w:hanging="360"/>
+        <w:ind w:start="3240" w:hanging="360"/>
       </w:pPr>
       <w:rPr>
         <w:rFonts w:ascii="OpenSymbol" w:hAnsi="OpenSymbol" w:cs="OpenSymbol" w:hint="default"/>
@@ -6162,9 +6052,146 @@
       <w:lvlJc w:val="start"/>
       <w:pPr>
         <w:tabs>
-          <w:tab w:val="num" w:pos="4309"/>
+          <w:tab w:val="num" w:pos="3600"/>
         </w:tabs>
-        <w:ind w:start="4309" w:hanging="360"/>
+        <w:ind w:start="3600" w:hanging="360"/>
+      </w:pPr>
+      <w:rPr>
+        <w:rFonts w:ascii="OpenSymbol" w:hAnsi="OpenSymbol" w:cs="OpenSymbol" w:hint="default"/>
+      </w:rPr>
+    </w:lvl>
+  </w:abstractNum>
+  <w:abstractNum w:abstractNumId="8">
+    <w:lvl w:ilvl="0">
+      <w:start w:val="1"/>
+      <w:numFmt w:val="bullet"/>
+      <w:lvlText w:val=""/>
+      <w:lvlJc w:val="start"/>
+      <w:pPr>
+        <w:tabs>
+          <w:tab w:val="num" w:pos="720"/>
+        </w:tabs>
+        <w:ind w:start="720" w:hanging="360"/>
+      </w:pPr>
+      <w:rPr>
+        <w:rFonts w:ascii="Symbol" w:hAnsi="Symbol" w:cs="Symbol" w:hint="default"/>
+      </w:rPr>
+    </w:lvl>
+    <w:lvl w:ilvl="1">
+      <w:start w:val="1"/>
+      <w:numFmt w:val="bullet"/>
+      <w:lvlText w:val="◦"/>
+      <w:lvlJc w:val="start"/>
+      <w:pPr>
+        <w:tabs>
+          <w:tab w:val="num" w:pos="1080"/>
+        </w:tabs>
+        <w:ind w:start="1080" w:hanging="360"/>
+      </w:pPr>
+      <w:rPr>
+        <w:rFonts w:ascii="OpenSymbol" w:hAnsi="OpenSymbol" w:cs="OpenSymbol" w:hint="default"/>
+      </w:rPr>
+    </w:lvl>
+    <w:lvl w:ilvl="2">
+      <w:start w:val="1"/>
+      <w:numFmt w:val="bullet"/>
+      <w:lvlText w:val="▪"/>
+      <w:lvlJc w:val="start"/>
+      <w:pPr>
+        <w:tabs>
+          <w:tab w:val="num" w:pos="1440"/>
+        </w:tabs>
+        <w:ind w:start="1440" w:hanging="360"/>
+      </w:pPr>
+      <w:rPr>
+        <w:rFonts w:ascii="OpenSymbol" w:hAnsi="OpenSymbol" w:cs="OpenSymbol" w:hint="default"/>
+      </w:rPr>
+    </w:lvl>
+    <w:lvl w:ilvl="3">
+      <w:start w:val="1"/>
+      <w:numFmt w:val="bullet"/>
+      <w:lvlText w:val=""/>
+      <w:lvlJc w:val="start"/>
+      <w:pPr>
+        <w:tabs>
+          <w:tab w:val="num" w:pos="1800"/>
+        </w:tabs>
+        <w:ind w:start="1800" w:hanging="360"/>
+      </w:pPr>
+      <w:rPr>
+        <w:rFonts w:ascii="Symbol" w:hAnsi="Symbol" w:cs="Symbol" w:hint="default"/>
+      </w:rPr>
+    </w:lvl>
+    <w:lvl w:ilvl="4">
+      <w:start w:val="1"/>
+      <w:numFmt w:val="bullet"/>
+      <w:lvlText w:val="◦"/>
+      <w:lvlJc w:val="start"/>
+      <w:pPr>
+        <w:tabs>
+          <w:tab w:val="num" w:pos="2160"/>
+        </w:tabs>
+        <w:ind w:start="2160" w:hanging="360"/>
+      </w:pPr>
+      <w:rPr>
+        <w:rFonts w:ascii="OpenSymbol" w:hAnsi="OpenSymbol" w:cs="OpenSymbol" w:hint="default"/>
+      </w:rPr>
+    </w:lvl>
+    <w:lvl w:ilvl="5">
+      <w:start w:val="1"/>
+      <w:numFmt w:val="bullet"/>
+      <w:lvlText w:val="▪"/>
+      <w:lvlJc w:val="start"/>
+      <w:pPr>
+        <w:tabs>
+          <w:tab w:val="num" w:pos="2520"/>
+        </w:tabs>
+        <w:ind w:start="2520" w:hanging="360"/>
+      </w:pPr>
+      <w:rPr>
+        <w:rFonts w:ascii="OpenSymbol" w:hAnsi="OpenSymbol" w:cs="OpenSymbol" w:hint="default"/>
+      </w:rPr>
+    </w:lvl>
+    <w:lvl w:ilvl="6">
+      <w:start w:val="1"/>
+      <w:numFmt w:val="bullet"/>
+      <w:lvlText w:val=""/>
+      <w:lvlJc w:val="start"/>
+      <w:pPr>
+        <w:tabs>
+          <w:tab w:val="num" w:pos="2880"/>
+        </w:tabs>
+        <w:ind w:start="2880" w:hanging="360"/>
+      </w:pPr>
+      <w:rPr>
+        <w:rFonts w:ascii="Symbol" w:hAnsi="Symbol" w:cs="Symbol" w:hint="default"/>
+      </w:rPr>
+    </w:lvl>
+    <w:lvl w:ilvl="7">
+      <w:start w:val="1"/>
+      <w:numFmt w:val="bullet"/>
+      <w:lvlText w:val="◦"/>
+      <w:lvlJc w:val="start"/>
+      <w:pPr>
+        <w:tabs>
+          <w:tab w:val="num" w:pos="3240"/>
+        </w:tabs>
+        <w:ind w:start="3240" w:hanging="360"/>
+      </w:pPr>
+      <w:rPr>
+        <w:rFonts w:ascii="OpenSymbol" w:hAnsi="OpenSymbol" w:cs="OpenSymbol" w:hint="default"/>
+      </w:rPr>
+    </w:lvl>
+    <w:lvl w:ilvl="8">
+      <w:start w:val="1"/>
+      <w:numFmt w:val="bullet"/>
+      <w:lvlText w:val="▪"/>
+      <w:lvlJc w:val="start"/>
+      <w:pPr>
+        <w:tabs>
+          <w:tab w:val="num" w:pos="3600"/>
+        </w:tabs>
+        <w:ind w:start="3600" w:hanging="360"/>
       </w:pPr>
       <w:rPr>
         <w:rFonts w:ascii="OpenSymbol" w:hAnsi="OpenSymbol" w:cs="OpenSymbol" w:hint="default"/>

--- a/server/src/templates/offer.docx
+++ b/server/src/templates/offer.docx
@@ -973,7 +973,289 @@
       </w:pPr>
       <w:r>
         <w:rPr/>
-        <w:t>{#positions}</w:t>
+        <w:t>{#positions.includesOptionals}</w:t>
+      </w:r>
+    </w:p>
+    <w:p>
+      <w:pPr>
+        <w:pStyle w:val="dignumStandardvor0nach0"/>
+        <w:rPr/>
+      </w:pPr>
+      <w:r>
+        <w:rPr/>
+        <w:t xml:space="preserve">Das Angebot ist unterteilt in folgende, </w:t>
+      </w:r>
+      <w:r>
+        <w:rPr>
+          <w:b/>
+          <w:bCs/>
+        </w:rPr>
+        <w:t>alternative Offerten</w:t>
+      </w:r>
+      <w:r>
+        <w:rPr/>
+        <w:t>:</w:t>
+      </w:r>
+    </w:p>
+    <w:p>
+      <w:pPr>
+        <w:pStyle w:val="dignumStandardvor0nach0"/>
+        <w:rPr/>
+      </w:pPr>
+      <w:r>
+        <w:rPr/>
+      </w:r>
+    </w:p>
+    <w:p>
+      <w:pPr>
+        <w:pStyle w:val="dignumStandardvor0nach0"/>
+        <w:rPr/>
+      </w:pPr>
+      <w:r>
+        <w:rPr/>
+        <w:t>{#</w:t>
+      </w:r>
+      <w:r>
+        <w:rPr/>
+        <w:t>positions.</w:t>
+      </w:r>
+      <w:r>
+        <w:rPr/>
+        <w:t>products}</w:t>
+      </w:r>
+    </w:p>
+    <w:p>
+      <w:pPr>
+        <w:pStyle w:val="dignumStandardvor0nach0"/>
+        <w:numPr>
+          <w:ilvl w:val="0"/>
+          <w:numId w:val="9"/>
+        </w:numPr>
+        <w:rPr>
+          <w:b/>
+          <w:bCs/>
+        </w:rPr>
+      </w:pPr>
+      <w:r>
+        <w:rPr>
+          <w:b/>
+          <w:bCs/>
+        </w:rPr>
+        <w:t>Keepit für {products}</w:t>
+      </w:r>
+    </w:p>
+    <w:p>
+      <w:pPr>
+        <w:pStyle w:val="dignumStandardvor0nach0"/>
+        <w:numPr>
+          <w:ilvl w:val="1"/>
+          <w:numId w:val="10"/>
+        </w:numPr>
+        <w:rPr>
+          <w:b w:val="false"/>
+          <w:bCs w:val="false"/>
+        </w:rPr>
+      </w:pPr>
+      <w:r>
+        <w:rPr>
+          <w:b w:val="false"/>
+          <w:bCs w:val="false"/>
+        </w:rPr>
+        <w:t xml:space="preserve">Im Vertrag </w:t>
+      </w:r>
+      <w:r>
+        <w:rPr>
+          <w:b/>
+          <w:bCs/>
+        </w:rPr>
+        <w:t>„{contract.name}“</w:t>
+      </w:r>
+    </w:p>
+    <w:p>
+      <w:pPr>
+        <w:pStyle w:val="dignumStandardvor0nach0"/>
+        <w:numPr>
+          <w:ilvl w:val="2"/>
+          <w:numId w:val="10"/>
+        </w:numPr>
+        <w:rPr>
+          <w:b w:val="false"/>
+          <w:bCs w:val="false"/>
+        </w:rPr>
+      </w:pPr>
+      <w:r>
+        <w:rPr>
+          <w:b w:val="false"/>
+          <w:bCs w:val="false"/>
+        </w:rPr>
+        <w:t>{#contract.features}</w:t>
+      </w:r>
+    </w:p>
+    <w:p>
+      <w:pPr>
+        <w:pStyle w:val="dignumStandardvor0nach0"/>
+        <w:numPr>
+          <w:ilvl w:val="2"/>
+          <w:numId w:val="10"/>
+        </w:numPr>
+        <w:rPr>
+          <w:b w:val="false"/>
+          <w:bCs w:val="false"/>
+        </w:rPr>
+      </w:pPr>
+      <w:r>
+        <w:rPr>
+          <w:b w:val="false"/>
+          <w:bCs w:val="false"/>
+        </w:rPr>
+        <w:t>{.}</w:t>
+      </w:r>
+    </w:p>
+    <w:p>
+      <w:pPr>
+        <w:pStyle w:val="dignumStandardvor0nach0"/>
+        <w:numPr>
+          <w:ilvl w:val="2"/>
+          <w:numId w:val="10"/>
+        </w:numPr>
+        <w:rPr>
+          <w:b w:val="false"/>
+          <w:bCs w:val="false"/>
+        </w:rPr>
+      </w:pPr>
+      <w:r>
+        <w:rPr>
+          <w:b w:val="false"/>
+          <w:bCs w:val="false"/>
+        </w:rPr>
+        <w:t>{/contract.features}</w:t>
+      </w:r>
+    </w:p>
+    <w:p>
+      <w:pPr>
+        <w:pStyle w:val="dignumStandardvor0nach0"/>
+        <w:numPr>
+          <w:ilvl w:val="1"/>
+          <w:numId w:val="10"/>
+        </w:numPr>
+        <w:rPr>
+          <w:b w:val="false"/>
+          <w:bCs w:val="false"/>
+        </w:rPr>
+      </w:pPr>
+      <w:r>
+        <w:rPr>
+          <w:b w:val="false"/>
+          <w:bCs w:val="false"/>
+        </w:rPr>
+        <w:t xml:space="preserve">Vertragslaufzeit: </w:t>
+      </w:r>
+      <w:r>
+        <w:rPr>
+          <w:b/>
+          <w:bCs/>
+        </w:rPr>
+        <w:t>{duration} Jahr(e)</w:t>
+      </w:r>
+    </w:p>
+    <w:p>
+      <w:pPr>
+        <w:pStyle w:val="dignumStandardvor0nach0"/>
+        <w:numPr>
+          <w:ilvl w:val="1"/>
+          <w:numId w:val="10"/>
+        </w:numPr>
+        <w:rPr>
+          <w:b w:val="false"/>
+          <w:bCs w:val="false"/>
+        </w:rPr>
+      </w:pPr>
+      <w:r>
+        <w:rPr>
+          <w:b w:val="false"/>
+          <w:bCs w:val="false"/>
+        </w:rPr>
+        <w:t>Zahlsungsweise: im Voraus</w:t>
+      </w:r>
+    </w:p>
+    <w:p>
+      <w:pPr>
+        <w:pStyle w:val="dignumStandardvor0nach0"/>
+        <w:rPr>
+          <w:b w:val="false"/>
+          <w:bCs w:val="false"/>
+        </w:rPr>
+      </w:pPr>
+      <w:r>
+        <w:rPr>
+          <w:b w:val="false"/>
+          <w:bCs w:val="false"/>
+        </w:rPr>
+      </w:r>
+    </w:p>
+    <w:p>
+      <w:pPr>
+        <w:pStyle w:val="dignumStandardvor0nach0"/>
+        <w:rPr/>
+      </w:pPr>
+      <w:r>
+        <w:rPr/>
+        <w:t>{/</w:t>
+      </w:r>
+      <w:r>
+        <w:rPr/>
+        <w:t>positions.</w:t>
+      </w:r>
+      <w:r>
+        <w:rPr/>
+        <w:t>products}</w:t>
+      </w:r>
+    </w:p>
+    <w:p>
+      <w:pPr>
+        <w:pStyle w:val="dignumStandardvor0nach0"/>
+        <w:rPr/>
+      </w:pPr>
+      <w:r>
+        <w:rPr/>
+        <w:t>{/positions.includesOptionals}</w:t>
+      </w:r>
+    </w:p>
+    <w:p>
+      <w:pPr>
+        <w:pStyle w:val="dignumStandardvor0nach0"/>
+        <w:rPr/>
+      </w:pPr>
+      <w:r>
+        <w:rPr/>
+      </w:r>
+    </w:p>
+    <w:p>
+      <w:pPr>
+        <w:pStyle w:val="dignumStandardvor0nach0"/>
+        <w:rPr/>
+      </w:pPr>
+      <w:r>
+        <w:rPr/>
+        <w:t>{^positions.includesOptionals}</w:t>
+      </w:r>
+    </w:p>
+    <w:p>
+      <w:pPr>
+        <w:pStyle w:val="dignumStandardvor0nach0"/>
+        <w:rPr/>
+      </w:pPr>
+      <w:r>
+        <w:rPr/>
+        <w:t>{#positions.</w:t>
+      </w:r>
+      <w:r>
+        <w:rPr/>
+        <w:t>products</w:t>
+      </w:r>
+      <w:r>
+        <w:rPr/>
+        <w:t>}</w:t>
       </w:r>
     </w:p>
     <w:p>
@@ -1158,7 +1440,15 @@
       </w:pPr>
       <w:r>
         <w:rPr/>
-        <w:t>{/positions}</w:t>
+        <w:t>{/positions.</w:t>
+      </w:r>
+      <w:r>
+        <w:rPr/>
+        <w:t>products</w:t>
+      </w:r>
+      <w:r>
+        <w:rPr/>
+        <w:t>}</w:t>
       </w:r>
     </w:p>
     <w:p>
@@ -1168,15 +1458,7 @@
       </w:pPr>
       <w:r>
         <w:rPr/>
-      </w:r>
-    </w:p>
-    <w:p>
-      <w:pPr>
-        <w:pStyle w:val="dignumStandardvor0nach0"/>
-        <w:rPr/>
-      </w:pPr>
-      <w:r>
-        <w:rPr/>
+        <w:t>{/positions.includesOptionals}</w:t>
       </w:r>
     </w:p>
     <w:p>
@@ -1217,7 +1499,31 @@
       </w:pPr>
       <w:r>
         <w:rPr/>
-        <w:t>{#productDescriptions}{.}{/productDescriptions}</w:t>
+        <w:t>{#</w:t>
+      </w:r>
+      <w:r>
+        <w:rPr/>
+        <w:t>products</w:t>
+      </w:r>
+      <w:r>
+        <w:rPr/>
+        <w:t>}{</w:t>
+      </w:r>
+      <w:r>
+        <w:rPr/>
+        <w:t>description</w:t>
+      </w:r>
+      <w:r>
+        <w:rPr/>
+        <w:t>}{/</w:t>
+      </w:r>
+      <w:r>
+        <w:rPr/>
+        <w:t>products</w:t>
+      </w:r>
+      <w:r>
+        <w:rPr/>
+        <w:t>}</w:t>
       </w:r>
     </w:p>
     <w:p>
@@ -1711,7 +2017,117 @@
                 <w:szCs w:val="16"/>
                 <w:lang w:val="en-US"/>
               </w:rPr>
-              <w:t>{#enterprise}{#rows}Keepit – {tariff} Backup für {name}</w:t>
+              <w:t>{#</w:t>
+            </w:r>
+            <w:r>
+              <w:rPr>
+                <w:rFonts w:cs="Arial"/>
+                <w:b/>
+                <w:sz w:val="16"/>
+                <w:szCs w:val="16"/>
+                <w:lang w:val="en-US"/>
+              </w:rPr>
+              <w:t>p</w:t>
+            </w:r>
+            <w:r>
+              <w:rPr>
+                <w:rFonts w:cs="Arial"/>
+                <w:b/>
+                <w:sz w:val="16"/>
+                <w:szCs w:val="16"/>
+                <w:lang w:val="en-US"/>
+              </w:rPr>
+              <w:t>r</w:t>
+            </w:r>
+            <w:r>
+              <w:rPr>
+                <w:rFonts w:cs="Arial"/>
+                <w:b/>
+                <w:sz w:val="16"/>
+                <w:szCs w:val="16"/>
+                <w:lang w:val="en-US"/>
+              </w:rPr>
+              <w:t>oducts</w:t>
+            </w:r>
+            <w:r>
+              <w:rPr>
+                <w:rFonts w:cs="Arial"/>
+                <w:b/>
+                <w:sz w:val="16"/>
+                <w:szCs w:val="16"/>
+                <w:lang w:val="en-US"/>
+              </w:rPr>
+              <w:t>}Keepit – {</w:t>
+            </w:r>
+            <w:r>
+              <w:rPr>
+                <w:rFonts w:cs="Arial"/>
+                <w:b/>
+                <w:sz w:val="16"/>
+                <w:szCs w:val="16"/>
+                <w:lang w:val="en-US"/>
+              </w:rPr>
+              <w:t>c</w:t>
+            </w:r>
+            <w:r>
+              <w:rPr>
+                <w:rFonts w:cs="Arial"/>
+                <w:b/>
+                <w:sz w:val="16"/>
+                <w:szCs w:val="16"/>
+                <w:lang w:val="en-US"/>
+              </w:rPr>
+              <w:t>o</w:t>
+            </w:r>
+            <w:r>
+              <w:rPr>
+                <w:rFonts w:cs="Arial"/>
+                <w:b/>
+                <w:sz w:val="16"/>
+                <w:szCs w:val="16"/>
+                <w:lang w:val="en-US"/>
+              </w:rPr>
+              <w:t>ntract.name</w:t>
+            </w:r>
+            <w:r>
+              <w:rPr>
+                <w:rFonts w:cs="Arial"/>
+                <w:b/>
+                <w:sz w:val="16"/>
+                <w:szCs w:val="16"/>
+                <w:lang w:val="en-US"/>
+              </w:rPr>
+              <w:t>} Backup für {</w:t>
+            </w:r>
+            <w:r>
+              <w:rPr>
+                <w:rFonts w:cs="Arial"/>
+                <w:b/>
+                <w:sz w:val="16"/>
+                <w:szCs w:val="16"/>
+                <w:lang w:val="en-US"/>
+              </w:rPr>
+              <w:t>n</w:t>
+            </w:r>
+            <w:r>
+              <w:rPr>
+                <w:rFonts w:cs="Arial"/>
+                <w:b/>
+                <w:sz w:val="16"/>
+                <w:szCs w:val="16"/>
+                <w:lang w:val="en-US"/>
+              </w:rPr>
+              <w:t>ame</w:t>
+            </w:r>
+            <w:r>
+              <w:rPr>
+                <w:rFonts w:cs="Arial"/>
+                <w:b/>
+                <w:sz w:val="16"/>
+                <w:szCs w:val="16"/>
+                <w:lang w:val="en-US"/>
+              </w:rPr>
+              <w:t>}</w:t>
             </w:r>
           </w:p>
         </w:tc>
@@ -1803,7 +2219,47 @@
                 <w:sz w:val="16"/>
                 <w:szCs w:val="16"/>
               </w:rPr>
-              <w:t>{price12}</w:t>
+              <w:t>{</w:t>
+            </w:r>
+            <w:r>
+              <w:rPr>
+                <w:color w:val="000000"/>
+                <w:sz w:val="16"/>
+                <w:szCs w:val="16"/>
+              </w:rPr>
+              <w:t>p</w:t>
+            </w:r>
+            <w:r>
+              <w:rPr>
+                <w:color w:val="000000"/>
+                <w:sz w:val="16"/>
+                <w:szCs w:val="16"/>
+              </w:rPr>
+              <w:t>rices.</w:t>
+            </w:r>
+            <w:r>
+              <w:rPr>
+                <w:color w:val="000000"/>
+                <w:sz w:val="16"/>
+                <w:szCs w:val="16"/>
+              </w:rPr>
+              <w:t>p</w:t>
+            </w:r>
+            <w:r>
+              <w:rPr>
+                <w:color w:val="000000"/>
+                <w:sz w:val="16"/>
+                <w:szCs w:val="16"/>
+              </w:rPr>
+              <w:t>rice_12</w:t>
+            </w:r>
+            <w:r>
+              <w:rPr>
+                <w:color w:val="000000"/>
+                <w:sz w:val="16"/>
+                <w:szCs w:val="16"/>
+              </w:rPr>
+              <w:t>}</w:t>
             </w:r>
           </w:p>
         </w:tc>
@@ -1833,7 +2289,31 @@
                 <w:sz w:val="16"/>
                 <w:szCs w:val="16"/>
               </w:rPr>
-              <w:t>{price36}{/rows}</w:t>
+              <w:t>{</w:t>
+            </w:r>
+            <w:r>
+              <w:rPr>
+                <w:color w:val="000000"/>
+                <w:sz w:val="16"/>
+                <w:szCs w:val="16"/>
+              </w:rPr>
+              <w:t>p</w:t>
+            </w:r>
+            <w:r>
+              <w:rPr>
+                <w:color w:val="000000"/>
+                <w:sz w:val="16"/>
+                <w:szCs w:val="16"/>
+              </w:rPr>
+              <w:t>rices.price_36</w:t>
+            </w:r>
+            <w:r>
+              <w:rPr>
+                <w:color w:val="000000"/>
+                <w:sz w:val="16"/>
+                <w:szCs w:val="16"/>
+              </w:rPr>
+              <w:t>}</w:t>
             </w:r>
           </w:p>
         </w:tc>
@@ -1900,7 +2380,7 @@
                 <w:sz w:val="16"/>
                 <w:szCs w:val="16"/>
               </w:rPr>
-              <w:t>dignum Dienstleistung - Keepit Backup für {products}</w:t>
+              <w:t>dignum Dienstleistung - Keepit Backup für {}</w:t>
             </w:r>
           </w:p>
           <w:p>
@@ -2197,7 +2677,47 @@
                 <w:szCs w:val="16"/>
                 <w:lang w:val="de-DE" w:eastAsia="de-DE"/>
               </w:rPr>
-              <w:t>{total}{/enterprise}</w:t>
+              <w:t>{total}{/</w:t>
+            </w:r>
+            <w:r>
+              <w:rPr>
+                <w:b/>
+                <w:color w:val="000000"/>
+                <w:sz w:val="16"/>
+                <w:szCs w:val="16"/>
+                <w:lang w:val="de-DE" w:eastAsia="de-DE"/>
+              </w:rPr>
+              <w:t>p</w:t>
+            </w:r>
+            <w:r>
+              <w:rPr>
+                <w:b/>
+                <w:color w:val="000000"/>
+                <w:sz w:val="16"/>
+                <w:szCs w:val="16"/>
+                <w:lang w:val="de-DE" w:eastAsia="de-DE"/>
+              </w:rPr>
+              <w:t>r</w:t>
+            </w:r>
+            <w:r>
+              <w:rPr>
+                <w:b/>
+                <w:color w:val="000000"/>
+                <w:sz w:val="16"/>
+                <w:szCs w:val="16"/>
+                <w:lang w:val="de-DE" w:eastAsia="de-DE"/>
+              </w:rPr>
+              <w:t>oducts</w:t>
+            </w:r>
+            <w:r>
+              <w:rPr>
+                <w:b/>
+                <w:color w:val="000000"/>
+                <w:sz w:val="16"/>
+                <w:szCs w:val="16"/>
+                <w:lang w:val="de-DE" w:eastAsia="de-DE"/>
+              </w:rPr>
+              <w:t>}</w:t>
             </w:r>
           </w:p>
         </w:tc>
@@ -4731,7 +5251,7 @@
     </w:pPr>
     <w:r>
       <w:drawing>
-        <wp:anchor distT="0" distB="0" distL="0" distR="0" simplePos="0" relativeHeight="3" behindDoc="1" locked="0" layoutInCell="1" allowOverlap="1">
+        <wp:anchor distT="0" distB="0" distL="0" distR="0" simplePos="0" relativeHeight="4" behindDoc="1" locked="0" layoutInCell="1" allowOverlap="1">
           <wp:simplePos x="0" y="0"/>
           <wp:positionH relativeFrom="column">
             <wp:posOffset>4600575</wp:posOffset>
@@ -4815,7 +5335,7 @@
         <w:sz w:val="16"/>
         <w:szCs w:val="16"/>
       </w:rPr>
-      <w:t>2</w:t>
+      <w:t>3</w:t>
     </w:r>
     <w:r>
       <w:rPr>
@@ -4863,7 +5383,7 @@
         <w:sz w:val="16"/>
         <w:szCs w:val="16"/>
       </w:rPr>
-      <w:t>2</w:t>
+      <w:t>3</w:t>
     </w:r>
     <w:r>
       <w:rPr>
@@ -4955,7 +5475,7 @@
     </w:pPr>
     <w:r>
       <w:drawing>
-        <wp:anchor distT="0" distB="0" distL="0" distR="0" simplePos="0" relativeHeight="3" behindDoc="1" locked="0" layoutInCell="1" allowOverlap="1">
+        <wp:anchor distT="0" distB="0" distL="0" distR="0" simplePos="0" relativeHeight="4" behindDoc="1" locked="0" layoutInCell="1" allowOverlap="1">
           <wp:simplePos x="0" y="0"/>
           <wp:positionH relativeFrom="column">
             <wp:posOffset>4600575</wp:posOffset>
@@ -5039,7 +5559,7 @@
         <w:sz w:val="16"/>
         <w:szCs w:val="16"/>
       </w:rPr>
-      <w:t>2</w:t>
+      <w:t>3</w:t>
     </w:r>
     <w:r>
       <w:rPr>
@@ -5087,7 +5607,7 @@
         <w:sz w:val="16"/>
         <w:szCs w:val="16"/>
       </w:rPr>
-      <w:t>2</w:t>
+      <w:t>3</w:t>
     </w:r>
     <w:r>
       <w:rPr>
@@ -6198,6 +6718,262 @@
       </w:rPr>
     </w:lvl>
   </w:abstractNum>
+  <w:abstractNum w:abstractNumId="9">
+    <w:lvl w:ilvl="0">
+      <w:start w:val="1"/>
+      <w:numFmt w:val="upperLetter"/>
+      <w:lvlText w:val="%1)"/>
+      <w:lvlJc w:val="start"/>
+      <w:pPr>
+        <w:tabs>
+          <w:tab w:val="num" w:pos="720"/>
+        </w:tabs>
+        <w:ind w:start="720" w:hanging="360"/>
+      </w:pPr>
+      <w:rPr/>
+    </w:lvl>
+    <w:lvl w:ilvl="1">
+      <w:start w:val="1"/>
+      <w:numFmt w:val="upperLetter"/>
+      <w:lvlText w:val="%2)"/>
+      <w:lvlJc w:val="start"/>
+      <w:pPr>
+        <w:tabs>
+          <w:tab w:val="num" w:pos="1080"/>
+        </w:tabs>
+        <w:ind w:start="1080" w:hanging="360"/>
+      </w:pPr>
+      <w:rPr/>
+    </w:lvl>
+    <w:lvl w:ilvl="2">
+      <w:start w:val="1"/>
+      <w:numFmt w:val="upperLetter"/>
+      <w:lvlText w:val="%3)"/>
+      <w:lvlJc w:val="start"/>
+      <w:pPr>
+        <w:tabs>
+          <w:tab w:val="num" w:pos="1440"/>
+        </w:tabs>
+        <w:ind w:start="1440" w:hanging="360"/>
+      </w:pPr>
+      <w:rPr/>
+    </w:lvl>
+    <w:lvl w:ilvl="3">
+      <w:start w:val="1"/>
+      <w:numFmt w:val="upperLetter"/>
+      <w:lvlText w:val="%4)"/>
+      <w:lvlJc w:val="start"/>
+      <w:pPr>
+        <w:tabs>
+          <w:tab w:val="num" w:pos="1800"/>
+        </w:tabs>
+        <w:ind w:start="1800" w:hanging="360"/>
+      </w:pPr>
+      <w:rPr/>
+    </w:lvl>
+    <w:lvl w:ilvl="4">
+      <w:start w:val="1"/>
+      <w:numFmt w:val="upperLetter"/>
+      <w:lvlText w:val="%5)"/>
+      <w:lvlJc w:val="start"/>
+      <w:pPr>
+        <w:tabs>
+          <w:tab w:val="num" w:pos="2160"/>
+        </w:tabs>
+        <w:ind w:start="2160" w:hanging="360"/>
+      </w:pPr>
+      <w:rPr/>
+    </w:lvl>
+    <w:lvl w:ilvl="5">
+      <w:start w:val="1"/>
+      <w:numFmt w:val="upperLetter"/>
+      <w:lvlText w:val="%6)"/>
+      <w:lvlJc w:val="start"/>
+      <w:pPr>
+        <w:tabs>
+          <w:tab w:val="num" w:pos="2520"/>
+        </w:tabs>
+        <w:ind w:start="2520" w:hanging="360"/>
+      </w:pPr>
+      <w:rPr/>
+    </w:lvl>
+    <w:lvl w:ilvl="6">
+      <w:start w:val="1"/>
+      <w:numFmt w:val="upperLetter"/>
+      <w:lvlText w:val="%7)"/>
+      <w:lvlJc w:val="start"/>
+      <w:pPr>
+        <w:tabs>
+          <w:tab w:val="num" w:pos="2880"/>
+        </w:tabs>
+        <w:ind w:start="2880" w:hanging="360"/>
+      </w:pPr>
+      <w:rPr/>
+    </w:lvl>
+    <w:lvl w:ilvl="7">
+      <w:start w:val="1"/>
+      <w:numFmt w:val="upperLetter"/>
+      <w:lvlText w:val="%8)"/>
+      <w:lvlJc w:val="start"/>
+      <w:pPr>
+        <w:tabs>
+          <w:tab w:val="num" w:pos="3240"/>
+        </w:tabs>
+        <w:ind w:start="3240" w:hanging="360"/>
+      </w:pPr>
+      <w:rPr/>
+    </w:lvl>
+    <w:lvl w:ilvl="8">
+      <w:start w:val="1"/>
+      <w:numFmt w:val="upperLetter"/>
+      <w:lvlText w:val="%9)"/>
+      <w:lvlJc w:val="start"/>
+      <w:pPr>
+        <w:tabs>
+          <w:tab w:val="num" w:pos="3600"/>
+        </w:tabs>
+        <w:ind w:start="3600" w:hanging="360"/>
+      </w:pPr>
+      <w:rPr/>
+    </w:lvl>
+  </w:abstractNum>
+  <w:abstractNum w:abstractNumId="10">
+    <w:lvl w:ilvl="0">
+      <w:start w:val="1"/>
+      <w:numFmt w:val="bullet"/>
+      <w:lvlText w:val=""/>
+      <w:lvlJc w:val="start"/>
+      <w:pPr>
+        <w:tabs>
+          <w:tab w:val="num" w:pos="720"/>
+        </w:tabs>
+        <w:ind w:start="720" w:hanging="360"/>
+      </w:pPr>
+      <w:rPr>
+        <w:rFonts w:ascii="Symbol" w:hAnsi="Symbol" w:cs="Symbol" w:hint="default"/>
+      </w:rPr>
+    </w:lvl>
+    <w:lvl w:ilvl="1">
+      <w:start w:val="1"/>
+      <w:numFmt w:val="bullet"/>
+      <w:lvlText w:val=""/>
+      <w:lvlJc w:val="start"/>
+      <w:pPr>
+        <w:tabs>
+          <w:tab w:val="num" w:pos="1080"/>
+        </w:tabs>
+        <w:ind w:start="1080" w:hanging="360"/>
+      </w:pPr>
+      <w:rPr>
+        <w:rFonts w:ascii="Symbol" w:hAnsi="Symbol" w:cs="Symbol" w:hint="default"/>
+      </w:rPr>
+    </w:lvl>
+    <w:lvl w:ilvl="2">
+      <w:start w:val="1"/>
+      <w:numFmt w:val="bullet"/>
+      <w:lvlText w:val="o"/>
+      <w:lvlJc w:val="start"/>
+      <w:pPr>
+        <w:tabs>
+          <w:tab w:val="num" w:pos="1440"/>
+        </w:tabs>
+        <w:ind w:start="1440" w:hanging="360"/>
+      </w:pPr>
+      <w:rPr>
+        <w:rFonts w:ascii="Courier New" w:hAnsi="Courier New" w:cs="Courier New" w:hint="default"/>
+      </w:rPr>
+    </w:lvl>
+    <w:lvl w:ilvl="3">
+      <w:start w:val="1"/>
+      <w:numFmt w:val="bullet"/>
+      <w:lvlText w:val=""/>
+      <w:lvlJc w:val="start"/>
+      <w:pPr>
+        <w:tabs>
+          <w:tab w:val="num" w:pos="1800"/>
+        </w:tabs>
+        <w:ind w:start="1800" w:hanging="360"/>
+      </w:pPr>
+      <w:rPr>
+        <w:rFonts w:ascii="Symbol" w:hAnsi="Symbol" w:cs="Symbol" w:hint="default"/>
+      </w:rPr>
+    </w:lvl>
+    <w:lvl w:ilvl="4">
+      <w:start w:val="1"/>
+      <w:numFmt w:val="bullet"/>
+      <w:lvlText w:val="◦"/>
+      <w:lvlJc w:val="start"/>
+      <w:pPr>
+        <w:tabs>
+          <w:tab w:val="num" w:pos="2160"/>
+        </w:tabs>
+        <w:ind w:start="2160" w:hanging="360"/>
+      </w:pPr>
+      <w:rPr>
+        <w:rFonts w:ascii="OpenSymbol" w:hAnsi="OpenSymbol" w:cs="OpenSymbol" w:hint="default"/>
+      </w:rPr>
+    </w:lvl>
+    <w:lvl w:ilvl="5">
+      <w:start w:val="1"/>
+      <w:numFmt w:val="bullet"/>
+      <w:lvlText w:val="▪"/>
+      <w:lvlJc w:val="start"/>
+      <w:pPr>
+        <w:tabs>
+          <w:tab w:val="num" w:pos="2520"/>
+        </w:tabs>
+        <w:ind w:start="2520" w:hanging="360"/>
+      </w:pPr>
+      <w:rPr>
+        <w:rFonts w:ascii="OpenSymbol" w:hAnsi="OpenSymbol" w:cs="OpenSymbol" w:hint="default"/>
+      </w:rPr>
+    </w:lvl>
+    <w:lvl w:ilvl="6">
+      <w:start w:val="1"/>
+      <w:numFmt w:val="bullet"/>
+      <w:lvlText w:val=""/>
+      <w:lvlJc w:val="start"/>
+      <w:pPr>
+        <w:tabs>
+          <w:tab w:val="num" w:pos="2880"/>
+        </w:tabs>
+        <w:ind w:start="2880" w:hanging="360"/>
+      </w:pPr>
+      <w:rPr>
+        <w:rFonts w:ascii="Symbol" w:hAnsi="Symbol" w:cs="Symbol" w:hint="default"/>
+      </w:rPr>
+    </w:lvl>
+    <w:lvl w:ilvl="7">
+      <w:start w:val="1"/>
+      <w:numFmt w:val="bullet"/>
+      <w:lvlText w:val="◦"/>
+      <w:lvlJc w:val="start"/>
+      <w:pPr>
+        <w:tabs>
+          <w:tab w:val="num" w:pos="3240"/>
+        </w:tabs>
+        <w:ind w:start="3240" w:hanging="360"/>
+      </w:pPr>
+      <w:rPr>
+        <w:rFonts w:ascii="OpenSymbol" w:hAnsi="OpenSymbol" w:cs="OpenSymbol" w:hint="default"/>
+      </w:rPr>
+    </w:lvl>
+    <w:lvl w:ilvl="8">
+      <w:start w:val="1"/>
+      <w:numFmt w:val="bullet"/>
+      <w:lvlText w:val="▪"/>
+      <w:lvlJc w:val="start"/>
+      <w:pPr>
+        <w:tabs>
+          <w:tab w:val="num" w:pos="3600"/>
+        </w:tabs>
+        <w:ind w:start="3600" w:hanging="360"/>
+      </w:pPr>
+      <w:rPr>
+        <w:rFonts w:ascii="OpenSymbol" w:hAnsi="OpenSymbol" w:cs="OpenSymbol" w:hint="default"/>
+      </w:rPr>
+    </w:lvl>
+  </w:abstractNum>
   <w:num w:numId="1">
     <w:abstractNumId w:val="1"/>
   </w:num>
@@ -6221,6 +6997,12 @@
   </w:num>
   <w:num w:numId="8">
     <w:abstractNumId w:val="8"/>
+  </w:num>
+  <w:num w:numId="9">
+    <w:abstractNumId w:val="9"/>
+  </w:num>
+  <w:num w:numId="10">
+    <w:abstractNumId w:val="10"/>
   </w:num>
 </w:numbering>
 </file>
@@ -7004,6 +7786,14 @@
       <w:rFonts w:ascii="OpenSymbol" w:hAnsi="OpenSymbol" w:eastAsia="OpenSymbol" w:cs="OpenSymbol"/>
     </w:rPr>
   </w:style>
+  <w:style w:type="character" w:styleId="Emphasis">
+    <w:name w:val="Emphasis"/>
+    <w:qFormat/>
+    <w:rPr>
+      <w:i/>
+      <w:iCs/>
+    </w:rPr>
+  </w:style>
   <w:style w:type="paragraph" w:styleId="Heading">
     <w:name w:val="Heading"/>
     <w:basedOn w:val="Normal"/>
@@ -7613,6 +8403,10 @@
     <w:name w:val="Numbering 123"/>
     <w:qFormat/>
   </w:style>
+  <w:style w:type="numbering" w:styleId="Bullet">
+    <w:name w:val="Bullet •"/>
+    <w:qFormat/>
+  </w:style>
   <w:style w:type="table" w:default="1" w:styleId="NormaleTabelle">
     <w:name w:val="Normal Table"/>
     <w:uiPriority w:val="99"/>
